--- a/docs/v1/Abhinav Bharadwaj R - Resume.docx
+++ b/docs/v1/Abhinav Bharadwaj R - Resume.docx
@@ -199,7 +199,7 @@
             <w:u w:val="none"/>
             <w:lang w:val="en-US" w:eastAsia="en-US" w:bidi="ar-SA"/>
           </w:rPr>
-          <w:t>+917200361295</w:t>
+          <w:t>+919500188610</w:t>
         </w:r>
       </w:hyperlink>
     </w:p>
@@ -393,6 +393,8 @@
     </w:p>
     <w:p>
       <w:pPr>
+        <w:spacing w:after="120"/>
+        <w:ind w:left="11" w:hanging="11"/>
         <w:jc w:val="both"/>
         <w:rPr>
           <w:rFonts w:asciiTheme="minorHAnsi" w:hAnsiTheme="minorHAnsi"/>
@@ -406,11 +408,13 @@
           <w:sz w:val="16"/>
           <w:szCs w:val="20"/>
         </w:rPr>
-        <w:t>Technology professional with 6+ years of experience spanning enterprise networking and backend engineering, including 4+ years building scalable microservices in Banking and FinTech environments.</w:t>
-      </w:r>
-    </w:p>
-    <w:p>
-      <w:pPr>
+        <w:t>Technology professional with 6+ years of experience spanning DevOps engineering, backend systems, and large-scale enterprise integrations across Banking and Telecom domains.</w:t>
+      </w:r>
+    </w:p>
+    <w:p>
+      <w:pPr>
+        <w:spacing w:after="120"/>
+        <w:ind w:left="11" w:hanging="11"/>
         <w:jc w:val="both"/>
         <w:rPr>
           <w:rFonts w:asciiTheme="minorHAnsi" w:hAnsiTheme="minorHAnsi"/>
@@ -418,23 +422,59 @@
           <w:szCs w:val="20"/>
         </w:rPr>
       </w:pPr>
-    </w:p>
-    <w:p>
-      <w:pPr>
-        <w:jc w:val="both"/>
+      <w:r>
         <w:rPr>
           <w:rFonts w:asciiTheme="minorHAnsi" w:hAnsiTheme="minorHAnsi"/>
           <w:sz w:val="16"/>
           <w:szCs w:val="20"/>
         </w:rPr>
-      </w:pPr>
+        <w:t>Specialized in designing and integrating REST-based APIs, event-driven architectures (Kafka), and distributed microservices systems supporting mission-critical workloads. Experienced in building CI/CD-driven deployment pipelines, containerized platforms (Docker, Kubernetes), and secure cloud environments across AWS and Azure.</w:t>
+      </w:r>
       <w:r>
         <w:rPr>
           <w:rFonts w:asciiTheme="minorHAnsi" w:hAnsiTheme="minorHAnsi"/>
           <w:sz w:val="16"/>
           <w:szCs w:val="20"/>
         </w:rPr>
-        <w:t>Focused on implementing DevOps practices across CI/CD automation, containerized deployments, AWS IAM governance, and cloud-native release workflows. Long-term oriented toward DevSecOps leadership, embedding security, compliance, and infrastructure resilience into modern financial systems.</w:t>
+        <w:t xml:space="preserve"> </w:t>
+      </w:r>
+    </w:p>
+    <w:p>
+      <w:pPr>
+        <w:spacing w:after="120"/>
+        <w:ind w:left="11" w:hanging="11"/>
+        <w:jc w:val="both"/>
+        <w:rPr>
+          <w:rFonts w:asciiTheme="minorHAnsi" w:hAnsiTheme="minorHAnsi"/>
+          <w:sz w:val="16"/>
+          <w:szCs w:val="20"/>
+        </w:rPr>
+      </w:pPr>
+      <w:r>
+        <w:rPr>
+          <w:rFonts w:asciiTheme="minorHAnsi" w:hAnsiTheme="minorHAnsi"/>
+          <w:sz w:val="16"/>
+          <w:szCs w:val="20"/>
+        </w:rPr>
+        <w:t>Strong focus on system integration, API lifecycle management, and modernizing legacy systems into scalable, event-driven platforms. Adept at collaborating across cross-functional teams to deliver reliable, secure, and high-performance engineering solutions.</w:t>
+      </w:r>
+    </w:p>
+    <w:p>
+      <w:pPr>
+        <w:jc w:val="both"/>
+        <w:rPr>
+          <w:rFonts w:asciiTheme="minorHAnsi" w:hAnsiTheme="minorHAnsi"/>
+          <w:sz w:val="16"/>
+          <w:szCs w:val="20"/>
+        </w:rPr>
+      </w:pPr>
+      <w:r>
+        <w:rPr>
+          <w:rFonts w:asciiTheme="minorHAnsi" w:hAnsiTheme="minorHAnsi"/>
+          <w:sz w:val="16"/>
+          <w:szCs w:val="20"/>
+        </w:rPr>
+        <w:t>Currently evolving toward platform and integration engineering roles combining DevOps, backend systems, and cloud-native architectures.</w:t>
       </w:r>
     </w:p>
     <w:p>
@@ -475,30 +515,50 @@
           <w:numId w:val="4"/>
         </w:numPr>
         <w:spacing w:after="0" w:line="276" w:lineRule="auto"/>
-        <w:ind w:right="281"/>
-        <w:rPr>
-          <w:rFonts w:asciiTheme="minorHAnsi" w:hAnsiTheme="minorHAnsi"/>
-          <w:sz w:val="18"/>
-          <w:szCs w:val="22"/>
-        </w:rPr>
-      </w:pPr>
-      <w:r>
+        <w:ind w:left="567" w:right="281" w:hanging="207"/>
         <w:rPr>
           <w:rFonts w:asciiTheme="minorHAnsi" w:hAnsiTheme="minorHAnsi"/>
           <w:b/>
           <w:bCs/>
-          <w:sz w:val="18"/>
-          <w:szCs w:val="22"/>
-        </w:rPr>
-        <w:t>DevOps &amp; Automation</w:t>
-      </w:r>
-      <w:r>
-        <w:rPr>
-          <w:rFonts w:asciiTheme="minorHAnsi" w:hAnsiTheme="minorHAnsi"/>
-          <w:sz w:val="18"/>
-          <w:szCs w:val="22"/>
-        </w:rPr>
-        <w:t>: Docker, Kubernetes, Jenkins, OpenTofu</w:t>
+          <w:sz w:val="16"/>
+          <w:szCs w:val="20"/>
+        </w:rPr>
+      </w:pPr>
+      <w:r>
+        <w:rPr>
+          <w:rFonts w:asciiTheme="minorHAnsi" w:hAnsiTheme="minorHAnsi"/>
+          <w:b/>
+          <w:bCs/>
+          <w:sz w:val="16"/>
+          <w:szCs w:val="20"/>
+        </w:rPr>
+        <w:t xml:space="preserve">DevOps &amp; Automation: </w:t>
+      </w:r>
+      <w:r>
+        <w:rPr>
+          <w:rFonts w:asciiTheme="minorHAnsi" w:hAnsiTheme="minorHAnsi"/>
+          <w:sz w:val="16"/>
+          <w:szCs w:val="20"/>
+        </w:rPr>
+        <w:t xml:space="preserve">Docker, Kubernetes, Jenkins, </w:t>
+      </w:r>
+      <w:proofErr w:type="spellStart"/>
+      <w:r>
+        <w:rPr>
+          <w:rFonts w:asciiTheme="minorHAnsi" w:hAnsiTheme="minorHAnsi"/>
+          <w:sz w:val="16"/>
+          <w:szCs w:val="20"/>
+        </w:rPr>
+        <w:t>OpenTofu</w:t>
+      </w:r>
+      <w:proofErr w:type="spellEnd"/>
+      <w:r>
+        <w:rPr>
+          <w:rFonts w:asciiTheme="minorHAnsi" w:hAnsiTheme="minorHAnsi"/>
+          <w:sz w:val="16"/>
+          <w:szCs w:val="20"/>
+        </w:rPr>
+        <w:t xml:space="preserve"> (Terraform)</w:t>
       </w:r>
     </w:p>
     <w:p>
@@ -508,46 +568,32 @@
           <w:numId w:val="4"/>
         </w:numPr>
         <w:spacing w:after="0" w:line="276" w:lineRule="auto"/>
-        <w:ind w:right="281"/>
-        <w:rPr>
-          <w:rFonts w:asciiTheme="minorHAnsi" w:hAnsiTheme="minorHAnsi"/>
-          <w:sz w:val="18"/>
-          <w:szCs w:val="22"/>
-        </w:rPr>
-      </w:pPr>
-      <w:r>
+        <w:ind w:left="567" w:right="281" w:hanging="207"/>
         <w:rPr>
           <w:rFonts w:asciiTheme="minorHAnsi" w:hAnsiTheme="minorHAnsi"/>
           <w:b/>
           <w:bCs/>
-          <w:sz w:val="18"/>
-          <w:szCs w:val="22"/>
-        </w:rPr>
-        <w:t>Cloud Platforms</w:t>
-      </w:r>
-      <w:r>
-        <w:rPr>
-          <w:rFonts w:asciiTheme="minorHAnsi" w:hAnsiTheme="minorHAnsi"/>
-          <w:sz w:val="18"/>
-          <w:szCs w:val="22"/>
-        </w:rPr>
-        <w:t xml:space="preserve">: </w:t>
-      </w:r>
-      <w:r>
-        <w:rPr>
-          <w:rFonts w:asciiTheme="minorHAnsi" w:hAnsiTheme="minorHAnsi"/>
-          <w:sz w:val="18"/>
-          <w:szCs w:val="22"/>
-        </w:rPr>
-        <w:t xml:space="preserve">Amazon Web Services (AWS) and </w:t>
-      </w:r>
-      <w:r>
-        <w:rPr>
-          <w:rFonts w:asciiTheme="minorHAnsi" w:hAnsiTheme="minorHAnsi"/>
-          <w:sz w:val="18"/>
-          <w:szCs w:val="22"/>
-        </w:rPr>
-        <w:t>Microsoft Azure</w:t>
+          <w:sz w:val="16"/>
+          <w:szCs w:val="20"/>
+        </w:rPr>
+      </w:pPr>
+      <w:r>
+        <w:rPr>
+          <w:rFonts w:asciiTheme="minorHAnsi" w:hAnsiTheme="minorHAnsi"/>
+          <w:b/>
+          <w:bCs/>
+          <w:sz w:val="16"/>
+          <w:szCs w:val="20"/>
+        </w:rPr>
+        <w:t xml:space="preserve">Cloud Platforms: </w:t>
+      </w:r>
+      <w:r>
+        <w:rPr>
+          <w:rFonts w:asciiTheme="minorHAnsi" w:hAnsiTheme="minorHAnsi"/>
+          <w:sz w:val="16"/>
+          <w:szCs w:val="20"/>
+        </w:rPr>
+        <w:t>Amazon Web Services (AWS), Microsoft Azure</w:t>
       </w:r>
     </w:p>
     <w:p>
@@ -557,30 +603,32 @@
           <w:numId w:val="4"/>
         </w:numPr>
         <w:spacing w:after="0" w:line="276" w:lineRule="auto"/>
-        <w:ind w:right="281"/>
-        <w:rPr>
-          <w:rFonts w:asciiTheme="minorHAnsi" w:hAnsiTheme="minorHAnsi"/>
-          <w:sz w:val="18"/>
-          <w:szCs w:val="22"/>
-        </w:rPr>
-      </w:pPr>
-      <w:r>
+        <w:ind w:left="567" w:right="281" w:hanging="207"/>
         <w:rPr>
           <w:rFonts w:asciiTheme="minorHAnsi" w:hAnsiTheme="minorHAnsi"/>
           <w:b/>
           <w:bCs/>
-          <w:sz w:val="18"/>
-          <w:szCs w:val="22"/>
-        </w:rPr>
-        <w:t>Scripting &amp; Programming</w:t>
-      </w:r>
-      <w:r>
-        <w:rPr>
-          <w:rFonts w:asciiTheme="minorHAnsi" w:hAnsiTheme="minorHAnsi"/>
-          <w:sz w:val="18"/>
-          <w:szCs w:val="22"/>
-        </w:rPr>
-        <w:t>: Java, JavaScript, Python, Bash, Shell Scripting</w:t>
+          <w:sz w:val="16"/>
+          <w:szCs w:val="20"/>
+        </w:rPr>
+      </w:pPr>
+      <w:r>
+        <w:rPr>
+          <w:rFonts w:asciiTheme="minorHAnsi" w:hAnsiTheme="minorHAnsi"/>
+          <w:b/>
+          <w:bCs/>
+          <w:sz w:val="16"/>
+          <w:szCs w:val="20"/>
+        </w:rPr>
+        <w:t xml:space="preserve">Backend &amp; Integration: </w:t>
+      </w:r>
+      <w:r>
+        <w:rPr>
+          <w:rFonts w:asciiTheme="minorHAnsi" w:hAnsiTheme="minorHAnsi"/>
+          <w:sz w:val="16"/>
+          <w:szCs w:val="20"/>
+        </w:rPr>
+        <w:t>REST APIs, API Integration, Microservices Architecture, Event-Driven Systems</w:t>
       </w:r>
     </w:p>
     <w:p>
@@ -590,30 +638,32 @@
           <w:numId w:val="4"/>
         </w:numPr>
         <w:spacing w:after="0" w:line="276" w:lineRule="auto"/>
-        <w:ind w:right="281"/>
-        <w:rPr>
-          <w:rFonts w:asciiTheme="minorHAnsi" w:hAnsiTheme="minorHAnsi"/>
-          <w:sz w:val="18"/>
-          <w:szCs w:val="22"/>
-        </w:rPr>
-      </w:pPr>
-      <w:r>
+        <w:ind w:left="567" w:right="281" w:hanging="207"/>
         <w:rPr>
           <w:rFonts w:asciiTheme="minorHAnsi" w:hAnsiTheme="minorHAnsi"/>
           <w:b/>
           <w:bCs/>
-          <w:sz w:val="18"/>
-          <w:szCs w:val="22"/>
-        </w:rPr>
-        <w:t>Version Control &amp; Collaboration</w:t>
-      </w:r>
-      <w:r>
-        <w:rPr>
-          <w:rFonts w:asciiTheme="minorHAnsi" w:hAnsiTheme="minorHAnsi"/>
-          <w:sz w:val="18"/>
-          <w:szCs w:val="22"/>
-        </w:rPr>
-        <w:t>: Git, GitHub, Jira</w:t>
+          <w:sz w:val="16"/>
+          <w:szCs w:val="20"/>
+        </w:rPr>
+      </w:pPr>
+      <w:r>
+        <w:rPr>
+          <w:rFonts w:asciiTheme="minorHAnsi" w:hAnsiTheme="minorHAnsi"/>
+          <w:b/>
+          <w:bCs/>
+          <w:sz w:val="16"/>
+          <w:szCs w:val="20"/>
+        </w:rPr>
+        <w:t>Messaging &amp; Streaming: A</w:t>
+      </w:r>
+      <w:r>
+        <w:rPr>
+          <w:rFonts w:asciiTheme="minorHAnsi" w:hAnsiTheme="minorHAnsi"/>
+          <w:sz w:val="16"/>
+          <w:szCs w:val="20"/>
+        </w:rPr>
+        <w:t>pache Kafka, Asynchronous Communication Patterns</w:t>
       </w:r>
     </w:p>
     <w:p>
@@ -623,7 +673,77 @@
           <w:numId w:val="4"/>
         </w:numPr>
         <w:spacing w:after="0" w:line="276" w:lineRule="auto"/>
-        <w:ind w:right="281"/>
+        <w:ind w:left="567" w:right="281" w:hanging="207"/>
+        <w:rPr>
+          <w:rFonts w:asciiTheme="minorHAnsi" w:hAnsiTheme="minorHAnsi"/>
+          <w:b/>
+          <w:bCs/>
+          <w:sz w:val="16"/>
+          <w:szCs w:val="20"/>
+        </w:rPr>
+      </w:pPr>
+      <w:r>
+        <w:rPr>
+          <w:rFonts w:asciiTheme="minorHAnsi" w:hAnsiTheme="minorHAnsi"/>
+          <w:b/>
+          <w:bCs/>
+          <w:sz w:val="16"/>
+          <w:szCs w:val="20"/>
+        </w:rPr>
+        <w:t xml:space="preserve">Scripting &amp; Programming: </w:t>
+      </w:r>
+      <w:r>
+        <w:rPr>
+          <w:rFonts w:asciiTheme="minorHAnsi" w:hAnsiTheme="minorHAnsi"/>
+          <w:sz w:val="16"/>
+          <w:szCs w:val="20"/>
+        </w:rPr>
+        <w:t>Java, Python, JavaScript, Bash, Shell Scripting</w:t>
+      </w:r>
+    </w:p>
+    <w:p>
+      <w:pPr>
+        <w:numPr>
+          <w:ilvl w:val="0"/>
+          <w:numId w:val="4"/>
+        </w:numPr>
+        <w:spacing w:after="0" w:line="276" w:lineRule="auto"/>
+        <w:ind w:left="567" w:right="281" w:hanging="207"/>
+        <w:rPr>
+          <w:rFonts w:asciiTheme="minorHAnsi" w:hAnsiTheme="minorHAnsi"/>
+          <w:b/>
+          <w:bCs/>
+          <w:sz w:val="16"/>
+          <w:szCs w:val="20"/>
+        </w:rPr>
+      </w:pPr>
+      <w:r>
+        <w:rPr>
+          <w:rFonts w:asciiTheme="minorHAnsi" w:hAnsiTheme="minorHAnsi"/>
+          <w:b/>
+          <w:bCs/>
+          <w:sz w:val="16"/>
+          <w:szCs w:val="20"/>
+        </w:rPr>
+        <w:t xml:space="preserve">Version Control &amp; Collaboration: </w:t>
+      </w:r>
+      <w:r>
+        <w:rPr>
+          <w:rFonts w:asciiTheme="minorHAnsi" w:hAnsiTheme="minorHAnsi"/>
+          <w:sz w:val="16"/>
+          <w:szCs w:val="20"/>
+        </w:rPr>
+        <w:t>Git, Bitbucket, GitHub, Jira</w:t>
+      </w:r>
+    </w:p>
+    <w:p>
+      <w:pPr>
+        <w:numPr>
+          <w:ilvl w:val="0"/>
+          <w:numId w:val="4"/>
+        </w:numPr>
+        <w:spacing w:after="0" w:line="276" w:lineRule="auto"/>
+        <w:ind w:left="567" w:right="281" w:hanging="207"/>
         <w:rPr>
           <w:rFonts w:asciiTheme="minorHAnsi" w:eastAsia="Arial" w:hAnsiTheme="minorHAnsi" w:cs="Arial"/>
           <w:b/>
@@ -635,18 +755,18 @@
           <w:rFonts w:asciiTheme="minorHAnsi" w:hAnsiTheme="minorHAnsi"/>
           <w:b/>
           <w:bCs/>
-          <w:sz w:val="18"/>
-          <w:szCs w:val="22"/>
-        </w:rPr>
-        <w:t>Operating Systems</w:t>
-      </w:r>
-      <w:r>
-        <w:rPr>
-          <w:rFonts w:asciiTheme="minorHAnsi" w:hAnsiTheme="minorHAnsi"/>
-          <w:sz w:val="18"/>
-          <w:szCs w:val="22"/>
-        </w:rPr>
-        <w:t>: Linux, Windows</w:t>
+          <w:sz w:val="16"/>
+          <w:szCs w:val="20"/>
+        </w:rPr>
+        <w:t xml:space="preserve">Operating Systems: </w:t>
+      </w:r>
+      <w:r>
+        <w:rPr>
+          <w:rFonts w:asciiTheme="minorHAnsi" w:hAnsiTheme="minorHAnsi"/>
+          <w:sz w:val="16"/>
+          <w:szCs w:val="20"/>
+        </w:rPr>
+        <w:t>Linux, Windows</w:t>
       </w:r>
     </w:p>
     <w:p>
@@ -690,7 +810,7 @@
           <w:szCs w:val="22"/>
         </w:rPr>
         <w:drawing>
-          <wp:anchor distT="0" distB="0" distL="114300" distR="114300" simplePos="0" relativeHeight="251663360" behindDoc="1" locked="0" layoutInCell="1" allowOverlap="1" wp14:anchorId="21A7E526" wp14:editId="7085BE34">
+          <wp:anchor distT="0" distB="0" distL="114300" distR="114300" simplePos="0" relativeHeight="251654656" behindDoc="1" locked="0" layoutInCell="1" allowOverlap="1" wp14:anchorId="21A7E526" wp14:editId="7E7C8A1B">
             <wp:simplePos x="0" y="0"/>
             <wp:positionH relativeFrom="column">
               <wp:posOffset>1270</wp:posOffset>
@@ -753,7 +873,7 @@
           <w:sz w:val="22"/>
           <w:szCs w:val="22"/>
         </w:rPr>
-        <w:t>Senior DevOps Engineer</w:t>
+        <w:t>DevOps</w:t>
       </w:r>
       <w:r>
         <w:rPr>
@@ -762,6 +882,24 @@
           <w:sz w:val="22"/>
           <w:szCs w:val="22"/>
         </w:rPr>
+        <w:t xml:space="preserve"> AI</w:t>
+      </w:r>
+      <w:r>
+        <w:rPr>
+          <w:rFonts w:ascii="Aptos" w:eastAsia="Aptos" w:hAnsi="Aptos" w:cs="Aptos"/>
+          <w:bCs/>
+          <w:sz w:val="22"/>
+          <w:szCs w:val="22"/>
+        </w:rPr>
+        <w:t xml:space="preserve"> Engineer</w:t>
+      </w:r>
+      <w:r>
+        <w:rPr>
+          <w:rFonts w:ascii="Aptos" w:eastAsia="Aptos" w:hAnsi="Aptos" w:cs="Aptos"/>
+          <w:bCs/>
+          <w:sz w:val="22"/>
+          <w:szCs w:val="22"/>
+        </w:rPr>
         <w:t xml:space="preserve"> </w:t>
       </w:r>
     </w:p>
@@ -774,12 +912,21 @@
           <w:szCs w:val="20"/>
         </w:rPr>
       </w:pPr>
+      <w:proofErr w:type="spellStart"/>
       <w:r>
         <w:rPr>
           <w:rFonts w:asciiTheme="minorHAnsi" w:hAnsiTheme="minorHAnsi"/>
           <w:szCs w:val="20"/>
         </w:rPr>
-        <w:t>OnFinance AI | Jan 2026 – Feb 2026 (1 month)</w:t>
+        <w:t>OnFinance</w:t>
+      </w:r>
+      <w:proofErr w:type="spellEnd"/>
+      <w:r>
+        <w:rPr>
+          <w:rFonts w:asciiTheme="minorHAnsi" w:hAnsiTheme="minorHAnsi"/>
+          <w:szCs w:val="20"/>
+        </w:rPr>
+        <w:t xml:space="preserve"> AI | Jan 2026 – Feb 2026 (1 month)</w:t>
       </w:r>
     </w:p>
     <w:p>
@@ -788,8 +935,8 @@
           <w:ilvl w:val="0"/>
           <w:numId w:val="6"/>
         </w:numPr>
-        <w:spacing w:after="0" w:line="300" w:lineRule="auto"/>
-        <w:ind w:right="284"/>
+        <w:spacing w:after="60" w:line="240" w:lineRule="auto"/>
+        <w:ind w:left="709" w:right="284" w:hanging="159"/>
         <w:jc w:val="both"/>
         <w:rPr>
           <w:rFonts w:asciiTheme="minorHAnsi" w:hAnsiTheme="minorHAnsi"/>
@@ -803,7 +950,7 @@
           <w:sz w:val="18"/>
           <w:szCs w:val="22"/>
         </w:rPr>
-        <w:t>Implemented IAM role segregation and organization-wide 2FA.</w:t>
+        <w:t>Identified and mitigated critical cloud attack surfaces across AWS environments, strengthening organizational security posture.</w:t>
       </w:r>
     </w:p>
     <w:p>
@@ -812,8 +959,8 @@
           <w:ilvl w:val="0"/>
           <w:numId w:val="6"/>
         </w:numPr>
-        <w:spacing w:after="0" w:line="300" w:lineRule="auto"/>
-        <w:ind w:right="284"/>
+        <w:spacing w:after="60" w:line="240" w:lineRule="auto"/>
+        <w:ind w:left="709" w:right="284" w:hanging="159"/>
         <w:jc w:val="both"/>
         <w:rPr>
           <w:rFonts w:asciiTheme="minorHAnsi" w:hAnsiTheme="minorHAnsi"/>
@@ -827,7 +974,7 @@
           <w:sz w:val="18"/>
           <w:szCs w:val="22"/>
         </w:rPr>
-        <w:t>Strengthened cloud security posture through policy hardening and access governance.</w:t>
+        <w:t>Designed and enforced IAM policy segmentation to implement least-privilege access controls across Platform Engineers, Developers, and Cloud Administrators.</w:t>
       </w:r>
     </w:p>
     <w:p>
@@ -836,8 +983,8 @@
           <w:ilvl w:val="0"/>
           <w:numId w:val="6"/>
         </w:numPr>
-        <w:spacing w:after="0" w:line="300" w:lineRule="auto"/>
-        <w:ind w:right="284"/>
+        <w:spacing w:after="60" w:line="240" w:lineRule="auto"/>
+        <w:ind w:left="709" w:right="284" w:hanging="159"/>
         <w:jc w:val="both"/>
         <w:rPr>
           <w:rFonts w:asciiTheme="minorHAnsi" w:hAnsiTheme="minorHAnsi"/>
@@ -851,17 +998,124 @@
           <w:sz w:val="18"/>
           <w:szCs w:val="22"/>
         </w:rPr>
-        <w:t>Contributed to migration from LiteLLM to BiFrost LLM Gateway to improve performance efficiency and governance.</w:t>
-      </w:r>
-    </w:p>
-    <w:p>
-      <w:pPr>
-        <w:rPr>
-          <w:rFonts w:asciiTheme="minorHAnsi" w:hAnsiTheme="minorHAnsi"/>
-          <w:sz w:val="18"/>
-          <w:szCs w:val="22"/>
-        </w:rPr>
-      </w:pPr>
+        <w:t>Implemented organization-wide 2FA across Google Workspace, GitHub, Slack, and Zoho Finance, improving identity security across all operational access planes.</w:t>
+      </w:r>
+    </w:p>
+    <w:p>
+      <w:pPr>
+        <w:numPr>
+          <w:ilvl w:val="0"/>
+          <w:numId w:val="6"/>
+        </w:numPr>
+        <w:spacing w:after="60" w:line="240" w:lineRule="auto"/>
+        <w:ind w:left="709" w:right="284" w:hanging="159"/>
+        <w:jc w:val="both"/>
+        <w:rPr>
+          <w:rFonts w:asciiTheme="minorHAnsi" w:hAnsiTheme="minorHAnsi"/>
+          <w:sz w:val="18"/>
+          <w:szCs w:val="22"/>
+        </w:rPr>
+      </w:pPr>
+      <w:r>
+        <w:rPr>
+          <w:rFonts w:asciiTheme="minorHAnsi" w:hAnsiTheme="minorHAnsi"/>
+          <w:sz w:val="18"/>
+          <w:szCs w:val="22"/>
+        </w:rPr>
+        <w:t>Enhanced cloud governance by restructuring access patterns and strengthening multi-layer authentication mechanisms.</w:t>
+      </w:r>
+    </w:p>
+    <w:p>
+      <w:pPr>
+        <w:numPr>
+          <w:ilvl w:val="0"/>
+          <w:numId w:val="6"/>
+        </w:numPr>
+        <w:spacing w:after="60" w:line="240" w:lineRule="auto"/>
+        <w:ind w:left="709" w:right="284" w:hanging="159"/>
+        <w:jc w:val="both"/>
+        <w:rPr>
+          <w:rFonts w:asciiTheme="minorHAnsi" w:hAnsiTheme="minorHAnsi"/>
+          <w:sz w:val="18"/>
+          <w:szCs w:val="22"/>
+        </w:rPr>
+      </w:pPr>
+      <w:r>
+        <w:rPr>
+          <w:rFonts w:asciiTheme="minorHAnsi" w:hAnsiTheme="minorHAnsi"/>
+          <w:sz w:val="18"/>
+          <w:szCs w:val="22"/>
+        </w:rPr>
+        <w:t xml:space="preserve">Contributed to migration from </w:t>
+      </w:r>
+      <w:proofErr w:type="spellStart"/>
+      <w:r>
+        <w:rPr>
+          <w:rFonts w:asciiTheme="minorHAnsi" w:hAnsiTheme="minorHAnsi"/>
+          <w:sz w:val="18"/>
+          <w:szCs w:val="22"/>
+        </w:rPr>
+        <w:t>LiteLLM</w:t>
+      </w:r>
+      <w:proofErr w:type="spellEnd"/>
+      <w:r>
+        <w:rPr>
+          <w:rFonts w:asciiTheme="minorHAnsi" w:hAnsiTheme="minorHAnsi"/>
+          <w:sz w:val="18"/>
+          <w:szCs w:val="22"/>
+        </w:rPr>
+        <w:t xml:space="preserve"> to </w:t>
+      </w:r>
+      <w:proofErr w:type="spellStart"/>
+      <w:r>
+        <w:rPr>
+          <w:rFonts w:asciiTheme="minorHAnsi" w:hAnsiTheme="minorHAnsi"/>
+          <w:sz w:val="18"/>
+          <w:szCs w:val="22"/>
+        </w:rPr>
+        <w:t>BiFrost</w:t>
+      </w:r>
+      <w:proofErr w:type="spellEnd"/>
+      <w:r>
+        <w:rPr>
+          <w:rFonts w:asciiTheme="minorHAnsi" w:hAnsiTheme="minorHAnsi"/>
+          <w:sz w:val="18"/>
+          <w:szCs w:val="22"/>
+        </w:rPr>
+        <w:t xml:space="preserve"> LLM Gateway to improve performance efficiency, usage governance, and operational reliability of AI-driven services.</w:t>
+      </w:r>
+    </w:p>
+    <w:p>
+      <w:pPr>
+        <w:numPr>
+          <w:ilvl w:val="0"/>
+          <w:numId w:val="6"/>
+        </w:numPr>
+        <w:spacing w:after="60" w:line="240" w:lineRule="auto"/>
+        <w:ind w:left="709" w:right="284" w:hanging="159"/>
+        <w:jc w:val="both"/>
+        <w:rPr>
+          <w:rFonts w:asciiTheme="minorHAnsi" w:hAnsiTheme="minorHAnsi"/>
+          <w:sz w:val="18"/>
+          <w:szCs w:val="22"/>
+        </w:rPr>
+      </w:pPr>
+      <w:r>
+        <w:rPr>
+          <w:rFonts w:asciiTheme="minorHAnsi" w:hAnsiTheme="minorHAnsi"/>
+          <w:sz w:val="18"/>
+          <w:szCs w:val="22"/>
+        </w:rPr>
+        <w:t>Collaborated in a fast-paced startup environment requiring rapid cloud configuration, security implementation, and operational decision-making.</w:t>
+      </w:r>
+      <w:r>
+        <w:rPr>
+          <w:rFonts w:asciiTheme="minorHAnsi" w:hAnsiTheme="minorHAnsi"/>
+          <w:sz w:val="18"/>
+          <w:szCs w:val="22"/>
+        </w:rPr>
+        <w:br w:type="page"/>
+      </w:r>
     </w:p>
     <w:p>
       <w:pPr>
@@ -879,8 +1133,9 @@
           <w:sz w:val="22"/>
           <w:szCs w:val="22"/>
         </w:rPr>
+        <w:lastRenderedPageBreak/>
         <w:drawing>
-          <wp:anchor distT="0" distB="0" distL="114300" distR="114300" simplePos="0" relativeHeight="251658240" behindDoc="0" locked="0" layoutInCell="1" allowOverlap="1" wp14:anchorId="6817BFC0" wp14:editId="00793F91">
+          <wp:anchor distT="0" distB="0" distL="114300" distR="114300" simplePos="0" relativeHeight="251653632" behindDoc="0" locked="0" layoutInCell="1" allowOverlap="1" wp14:anchorId="6817BFC0" wp14:editId="35399E59">
             <wp:simplePos x="0" y="0"/>
             <wp:positionH relativeFrom="margin">
               <wp:posOffset>0</wp:posOffset>
@@ -1037,102 +1292,58 @@
       <w:pPr>
         <w:numPr>
           <w:ilvl w:val="0"/>
-          <w:numId w:val="6"/>
+          <w:numId w:val="1"/>
         </w:numPr>
-        <w:spacing w:after="0" w:line="300" w:lineRule="auto"/>
-        <w:ind w:right="284"/>
+        <w:spacing w:after="60" w:line="240" w:lineRule="auto"/>
+        <w:ind w:left="709" w:right="284" w:hanging="159"/>
         <w:jc w:val="both"/>
         <w:rPr>
           <w:rFonts w:asciiTheme="minorHAnsi" w:hAnsiTheme="minorHAnsi"/>
-          <w:b/>
-          <w:bCs/>
-          <w:sz w:val="18"/>
-          <w:szCs w:val="22"/>
-        </w:rPr>
-      </w:pPr>
-      <w:r>
-        <w:rPr>
-          <w:rFonts w:asciiTheme="minorHAnsi" w:hAnsiTheme="minorHAnsi"/>
-          <w:b/>
-          <w:bCs/>
-          <w:sz w:val="18"/>
-          <w:szCs w:val="22"/>
-        </w:rPr>
-        <w:t>Optimized and Developed REST APIs</w:t>
-      </w:r>
-    </w:p>
-    <w:p>
-      <w:pPr>
-        <w:numPr>
-          <w:ilvl w:val="0"/>
-          <w:numId w:val="6"/>
-        </w:numPr>
-        <w:spacing w:after="0" w:line="300" w:lineRule="auto"/>
-        <w:ind w:left="1134" w:right="284" w:hanging="283"/>
-        <w:jc w:val="both"/>
-        <w:rPr>
-          <w:rFonts w:asciiTheme="minorHAnsi" w:hAnsiTheme="minorHAnsi"/>
-          <w:sz w:val="16"/>
-          <w:szCs w:val="20"/>
-        </w:rPr>
-      </w:pPr>
-      <w:r>
-        <w:rPr>
-          <w:rFonts w:asciiTheme="minorHAnsi" w:hAnsiTheme="minorHAnsi"/>
-          <w:sz w:val="16"/>
-          <w:szCs w:val="20"/>
-        </w:rPr>
-        <w:t>Designed and implemented scalable REST APIs aligned with evolving client requirements, ensuring seamless integration across distributed systems.</w:t>
-      </w:r>
-    </w:p>
-    <w:p>
-      <w:pPr>
-        <w:numPr>
-          <w:ilvl w:val="0"/>
-          <w:numId w:val="6"/>
-        </w:numPr>
-        <w:spacing w:after="0" w:line="300" w:lineRule="auto"/>
-        <w:ind w:left="1134" w:right="284" w:hanging="283"/>
-        <w:jc w:val="both"/>
-        <w:rPr>
-          <w:rFonts w:asciiTheme="minorHAnsi" w:hAnsiTheme="minorHAnsi"/>
-          <w:sz w:val="16"/>
-          <w:szCs w:val="20"/>
-        </w:rPr>
-      </w:pPr>
-      <w:r>
-        <w:rPr>
-          <w:rFonts w:asciiTheme="minorHAnsi" w:hAnsiTheme="minorHAnsi"/>
-          <w:sz w:val="16"/>
-          <w:szCs w:val="20"/>
-        </w:rPr>
-        <w:t>Re-engineered legacy API implementations, reducing memory consumption and improving middleware performance, enhancing system scalability and production efficiency.</w:t>
-      </w:r>
-    </w:p>
-    <w:p>
-      <w:pPr>
-        <w:numPr>
-          <w:ilvl w:val="0"/>
-          <w:numId w:val="6"/>
-        </w:numPr>
-        <w:spacing w:after="0" w:line="300" w:lineRule="auto"/>
-        <w:ind w:left="1134" w:right="284" w:hanging="283"/>
-        <w:jc w:val="both"/>
-        <w:rPr>
-          <w:rFonts w:asciiTheme="minorHAnsi" w:hAnsiTheme="minorHAnsi"/>
-          <w:b/>
-          <w:bCs/>
-          <w:sz w:val="16"/>
-          <w:szCs w:val="20"/>
-        </w:rPr>
-      </w:pPr>
-      <w:r>
-        <w:rPr>
-          <w:rFonts w:asciiTheme="minorHAnsi" w:hAnsiTheme="minorHAnsi"/>
-          <w:sz w:val="16"/>
-          <w:szCs w:val="20"/>
-        </w:rPr>
-        <w:t>Implemented and managed Kafka-based messaging systems for reliable data streaming and real-time processing; optimized Kafka configurations to improve throughput and reduce latency under load.</w:t>
+          <w:sz w:val="18"/>
+          <w:szCs w:val="22"/>
+        </w:rPr>
+      </w:pPr>
+      <w:r>
+        <w:rPr>
+          <w:rFonts w:asciiTheme="minorHAnsi" w:hAnsiTheme="minorHAnsi"/>
+          <w:sz w:val="18"/>
+          <w:szCs w:val="22"/>
+        </w:rPr>
+        <w:t xml:space="preserve">Contributed to enterprise-scale core banking transformation (Oracle </w:t>
+      </w:r>
+      <w:proofErr w:type="spellStart"/>
+      <w:r>
+        <w:rPr>
+          <w:rFonts w:asciiTheme="minorHAnsi" w:hAnsiTheme="minorHAnsi"/>
+          <w:sz w:val="18"/>
+          <w:szCs w:val="22"/>
+        </w:rPr>
+        <w:t>Flexcube</w:t>
+      </w:r>
+      <w:proofErr w:type="spellEnd"/>
+      <w:r>
+        <w:rPr>
+          <w:rFonts w:asciiTheme="minorHAnsi" w:hAnsiTheme="minorHAnsi"/>
+          <w:sz w:val="18"/>
+          <w:szCs w:val="22"/>
+        </w:rPr>
+        <w:t xml:space="preserve"> </w:t>
+      </w:r>
+      <w:r>
+        <w:rPr>
+          <w:rFonts w:asciiTheme="minorHAnsi" w:hAnsiTheme="minorHAnsi"/>
+          <w:sz w:val="18"/>
+          <w:szCs w:val="22"/>
+        </w:rPr>
+        <w:t>to</w:t>
+      </w:r>
+      <w:r>
+        <w:rPr>
+          <w:rFonts w:asciiTheme="minorHAnsi" w:hAnsiTheme="minorHAnsi"/>
+          <w:sz w:val="18"/>
+          <w:szCs w:val="22"/>
+        </w:rPr>
+        <w:t xml:space="preserve"> Temenos T24), delivering integration solutions in regulated environments.</w:t>
       </w:r>
     </w:p>
     <w:p>
@@ -1141,26 +1352,22 @@
           <w:ilvl w:val="0"/>
           <w:numId w:val="1"/>
         </w:numPr>
-        <w:spacing w:after="0" w:line="300" w:lineRule="auto"/>
-        <w:ind w:right="284"/>
+        <w:spacing w:after="60" w:line="240" w:lineRule="auto"/>
+        <w:ind w:left="709" w:right="284" w:hanging="159"/>
         <w:jc w:val="both"/>
         <w:rPr>
           <w:rFonts w:asciiTheme="minorHAnsi" w:hAnsiTheme="minorHAnsi"/>
-          <w:b/>
-          <w:bCs/>
-          <w:sz w:val="18"/>
-          <w:szCs w:val="22"/>
-        </w:rPr>
-      </w:pPr>
-      <w:r>
-        <w:rPr>
-          <w:rFonts w:asciiTheme="minorHAnsi" w:hAnsiTheme="minorHAnsi"/>
-          <w:b/>
-          <w:bCs/>
-          <w:sz w:val="18"/>
-          <w:szCs w:val="22"/>
-        </w:rPr>
-        <w:t>Application Enhancements &amp; Release Ownership</w:t>
+          <w:sz w:val="18"/>
+          <w:szCs w:val="22"/>
+        </w:rPr>
+      </w:pPr>
+      <w:r>
+        <w:rPr>
+          <w:rFonts w:asciiTheme="minorHAnsi" w:hAnsiTheme="minorHAnsi"/>
+          <w:sz w:val="18"/>
+          <w:szCs w:val="22"/>
+        </w:rPr>
+        <w:t>Led end-to-end design and development of a new IVR application for Dubai Islamic Bank’s Technology Happiness Center using Genesys Composer.</w:t>
       </w:r>
     </w:p>
     <w:p>
@@ -1169,22 +1376,22 @@
           <w:ilvl w:val="0"/>
           <w:numId w:val="1"/>
         </w:numPr>
-        <w:spacing w:after="0" w:line="300" w:lineRule="auto"/>
-        <w:ind w:left="1134" w:right="284" w:hanging="283"/>
+        <w:spacing w:after="60" w:line="240" w:lineRule="auto"/>
+        <w:ind w:left="709" w:right="284" w:hanging="159"/>
         <w:jc w:val="both"/>
         <w:rPr>
           <w:rFonts w:asciiTheme="minorHAnsi" w:hAnsiTheme="minorHAnsi"/>
-          <w:sz w:val="16"/>
-          <w:szCs w:val="20"/>
-        </w:rPr>
-      </w:pPr>
-      <w:r>
-        <w:rPr>
-          <w:rFonts w:asciiTheme="minorHAnsi" w:hAnsiTheme="minorHAnsi"/>
-          <w:sz w:val="16"/>
-          <w:szCs w:val="20"/>
-        </w:rPr>
-        <w:t>Led enhancements and change requests (CRs) for enterprise-grade Java and Spring Boot applications, ensuring stability across multiple release cycles.</w:t>
+          <w:sz w:val="18"/>
+          <w:szCs w:val="22"/>
+        </w:rPr>
+      </w:pPr>
+      <w:r>
+        <w:rPr>
+          <w:rFonts w:asciiTheme="minorHAnsi" w:hAnsiTheme="minorHAnsi"/>
+          <w:sz w:val="18"/>
+          <w:szCs w:val="22"/>
+        </w:rPr>
+        <w:t>Authored Functional Specification Documents (FSD) and Technical Design Documents (TDD), defining system architecture, integration flows, and implementation strategy for IVR modernization.</w:t>
       </w:r>
     </w:p>
     <w:p>
@@ -1193,50 +1400,22 @@
           <w:ilvl w:val="0"/>
           <w:numId w:val="1"/>
         </w:numPr>
-        <w:spacing w:after="0" w:line="300" w:lineRule="auto"/>
-        <w:ind w:left="1134" w:right="284" w:hanging="283"/>
+        <w:spacing w:after="60" w:line="240" w:lineRule="auto"/>
+        <w:ind w:left="709" w:right="284" w:hanging="159"/>
         <w:jc w:val="both"/>
         <w:rPr>
           <w:rFonts w:asciiTheme="minorHAnsi" w:hAnsiTheme="minorHAnsi"/>
-          <w:sz w:val="16"/>
-          <w:szCs w:val="20"/>
-        </w:rPr>
-      </w:pPr>
-      <w:r>
-        <w:rPr>
-          <w:rFonts w:asciiTheme="minorHAnsi" w:hAnsiTheme="minorHAnsi"/>
-          <w:sz w:val="16"/>
-          <w:szCs w:val="20"/>
-        </w:rPr>
-        <w:t>Coordinated deployments across development, UAT, and production environments, aligning application readiness with infrastructure and operational standards.</w:t>
-      </w:r>
-    </w:p>
-    <w:p>
-      <w:pPr>
-        <w:numPr>
-          <w:ilvl w:val="0"/>
-          <w:numId w:val="6"/>
-        </w:numPr>
-        <w:spacing w:after="0" w:line="300" w:lineRule="auto"/>
-        <w:ind w:right="284"/>
-        <w:jc w:val="both"/>
-        <w:rPr>
-          <w:rFonts w:asciiTheme="minorHAnsi" w:hAnsiTheme="minorHAnsi"/>
-          <w:b/>
-          <w:bCs/>
-          <w:sz w:val="18"/>
-          <w:szCs w:val="22"/>
-        </w:rPr>
-      </w:pPr>
-      <w:r>
-        <w:rPr>
-          <w:rFonts w:asciiTheme="minorHAnsi" w:hAnsiTheme="minorHAnsi"/>
-          <w:b/>
-          <w:bCs/>
-          <w:sz w:val="18"/>
-          <w:szCs w:val="22"/>
-        </w:rPr>
-        <w:t>Git &amp; Code Governance</w:t>
+          <w:sz w:val="18"/>
+          <w:szCs w:val="22"/>
+        </w:rPr>
+      </w:pPr>
+      <w:r>
+        <w:rPr>
+          <w:rFonts w:asciiTheme="minorHAnsi" w:hAnsiTheme="minorHAnsi"/>
+          <w:sz w:val="18"/>
+          <w:szCs w:val="22"/>
+        </w:rPr>
+        <w:t>Designed and developed REST APIs from scratch to integrate IVR systems with external platforms including Azure Active Directory and BMC Helix, enabling identity validation and automated ticketing workflows.</w:t>
       </w:r>
     </w:p>
     <w:p>
@@ -1245,22 +1424,22 @@
           <w:ilvl w:val="0"/>
           <w:numId w:val="1"/>
         </w:numPr>
-        <w:spacing w:after="0" w:line="300" w:lineRule="auto"/>
-        <w:ind w:left="1134" w:right="284" w:hanging="283"/>
+        <w:spacing w:after="60" w:line="240" w:lineRule="auto"/>
+        <w:ind w:left="709" w:right="284" w:hanging="159"/>
         <w:jc w:val="both"/>
         <w:rPr>
           <w:rFonts w:asciiTheme="minorHAnsi" w:hAnsiTheme="minorHAnsi"/>
-          <w:sz w:val="16"/>
-          <w:szCs w:val="20"/>
-        </w:rPr>
-      </w:pPr>
-      <w:r>
-        <w:rPr>
-          <w:rFonts w:asciiTheme="minorHAnsi" w:hAnsiTheme="minorHAnsi"/>
-          <w:sz w:val="16"/>
-          <w:szCs w:val="20"/>
-        </w:rPr>
-        <w:t>Established Git-based version control practices within on-prem Atlassian Bitbucket, implementing structured branching strategies to support parallel feature development and controlled deployments.</w:t>
+          <w:sz w:val="18"/>
+          <w:szCs w:val="22"/>
+        </w:rPr>
+      </w:pPr>
+      <w:r>
+        <w:rPr>
+          <w:rFonts w:asciiTheme="minorHAnsi" w:hAnsiTheme="minorHAnsi"/>
+          <w:sz w:val="18"/>
+          <w:szCs w:val="22"/>
+        </w:rPr>
+        <w:t>Designed, developed, and integrated REST APIs enabling seamless communication between distributed systems and middleware layers (northbound/southbound integrations).</w:t>
       </w:r>
     </w:p>
     <w:p>
@@ -1269,22 +1448,22 @@
           <w:ilvl w:val="0"/>
           <w:numId w:val="1"/>
         </w:numPr>
-        <w:spacing w:after="0" w:line="300" w:lineRule="auto"/>
-        <w:ind w:left="1134" w:right="284" w:hanging="283"/>
+        <w:spacing w:after="60" w:line="240" w:lineRule="auto"/>
+        <w:ind w:left="709" w:right="284" w:hanging="159"/>
         <w:jc w:val="both"/>
         <w:rPr>
           <w:rFonts w:asciiTheme="minorHAnsi" w:hAnsiTheme="minorHAnsi"/>
-          <w:sz w:val="16"/>
-          <w:szCs w:val="20"/>
-        </w:rPr>
-      </w:pPr>
-      <w:r>
-        <w:rPr>
-          <w:rFonts w:asciiTheme="minorHAnsi" w:hAnsiTheme="minorHAnsi"/>
-          <w:sz w:val="16"/>
-          <w:szCs w:val="20"/>
-        </w:rPr>
-        <w:t>Improved collaboration across multi-team environments while enhancing release consistency and version governance.</w:t>
+          <w:sz w:val="18"/>
+          <w:szCs w:val="22"/>
+        </w:rPr>
+      </w:pPr>
+      <w:r>
+        <w:rPr>
+          <w:rFonts w:asciiTheme="minorHAnsi" w:hAnsiTheme="minorHAnsi"/>
+          <w:sz w:val="18"/>
+          <w:szCs w:val="22"/>
+        </w:rPr>
+        <w:t>Re-engineered legacy APIs and interfaces into scalable API-driven solutions, improving system performance, reducing memory consumption, and enhancing reliability.</w:t>
       </w:r>
     </w:p>
     <w:p>
@@ -1293,22 +1472,22 @@
           <w:ilvl w:val="0"/>
           <w:numId w:val="1"/>
         </w:numPr>
-        <w:spacing w:after="0" w:line="300" w:lineRule="auto"/>
-        <w:ind w:left="1134" w:right="284" w:hanging="283"/>
+        <w:spacing w:after="60" w:line="240" w:lineRule="auto"/>
+        <w:ind w:left="709" w:right="284" w:hanging="159"/>
         <w:jc w:val="both"/>
         <w:rPr>
           <w:rFonts w:asciiTheme="minorHAnsi" w:hAnsiTheme="minorHAnsi"/>
-          <w:sz w:val="16"/>
-          <w:szCs w:val="20"/>
-        </w:rPr>
-      </w:pPr>
-      <w:r>
-        <w:rPr>
-          <w:rFonts w:asciiTheme="minorHAnsi" w:hAnsiTheme="minorHAnsi"/>
-          <w:sz w:val="16"/>
-          <w:szCs w:val="20"/>
-        </w:rPr>
-        <w:t>Ensured secure and auditable code management aligned with enterprise compliance standards.</w:t>
+          <w:sz w:val="18"/>
+          <w:szCs w:val="22"/>
+        </w:rPr>
+      </w:pPr>
+      <w:r>
+        <w:rPr>
+          <w:rFonts w:asciiTheme="minorHAnsi" w:hAnsiTheme="minorHAnsi"/>
+          <w:sz w:val="18"/>
+          <w:szCs w:val="22"/>
+        </w:rPr>
+        <w:t>Built and maintained Kafka-based event-driven systems, enabling asynchronous communication across mission-critical applications and improving scalability and throughput.</w:t>
       </w:r>
     </w:p>
     <w:p>
@@ -1317,8 +1496,8 @@
           <w:ilvl w:val="0"/>
           <w:numId w:val="1"/>
         </w:numPr>
-        <w:spacing w:after="0" w:line="300" w:lineRule="auto"/>
-        <w:ind w:right="284"/>
+        <w:spacing w:after="60" w:line="240" w:lineRule="auto"/>
+        <w:ind w:left="709" w:right="284" w:hanging="159"/>
         <w:jc w:val="both"/>
         <w:rPr>
           <w:rFonts w:asciiTheme="minorHAnsi" w:hAnsiTheme="minorHAnsi"/>
@@ -1332,8 +1511,7 @@
           <w:sz w:val="18"/>
           <w:szCs w:val="22"/>
         </w:rPr>
-        <w:lastRenderedPageBreak/>
-        <w:t>CI/CD Automation (Proof of Concept)</w:t>
+        <w:t>Led application enhancements and change requests for Java/Spring Boot microservices, ensuring stability across multiple release cycles.</w:t>
       </w:r>
     </w:p>
     <w:p>
@@ -1342,22 +1520,38 @@
           <w:ilvl w:val="0"/>
           <w:numId w:val="1"/>
         </w:numPr>
-        <w:spacing w:after="0" w:line="300" w:lineRule="auto"/>
-        <w:ind w:left="1134" w:right="284" w:hanging="283"/>
+        <w:spacing w:after="60" w:line="240" w:lineRule="auto"/>
+        <w:ind w:left="709" w:right="284" w:hanging="159"/>
         <w:jc w:val="both"/>
         <w:rPr>
           <w:rFonts w:asciiTheme="minorHAnsi" w:hAnsiTheme="minorHAnsi"/>
-          <w:sz w:val="16"/>
-          <w:szCs w:val="20"/>
-        </w:rPr>
-      </w:pPr>
-      <w:r>
-        <w:rPr>
-          <w:rFonts w:asciiTheme="minorHAnsi" w:hAnsiTheme="minorHAnsi"/>
-          <w:sz w:val="16"/>
-          <w:szCs w:val="20"/>
-        </w:rPr>
-        <w:t>Designed and implemented a Jenkins-based CI/CD proof-of-concept pipeline to demonstrate automated build and deployment workflows.</w:t>
+          <w:sz w:val="18"/>
+          <w:szCs w:val="22"/>
+        </w:rPr>
+      </w:pPr>
+      <w:r>
+        <w:rPr>
+          <w:rFonts w:asciiTheme="minorHAnsi" w:hAnsiTheme="minorHAnsi"/>
+          <w:sz w:val="18"/>
+          <w:szCs w:val="22"/>
+        </w:rPr>
+        <w:t>Coordinated deployments across development</w:t>
+      </w:r>
+      <w:r>
+        <w:rPr>
+          <w:rFonts w:asciiTheme="minorHAnsi" w:hAnsiTheme="minorHAnsi"/>
+          <w:sz w:val="18"/>
+          <w:szCs w:val="22"/>
+        </w:rPr>
+        <w:t xml:space="preserve"> and</w:t>
+      </w:r>
+      <w:r>
+        <w:rPr>
+          <w:rFonts w:asciiTheme="minorHAnsi" w:hAnsiTheme="minorHAnsi"/>
+          <w:sz w:val="18"/>
+          <w:szCs w:val="22"/>
+        </w:rPr>
+        <w:t xml:space="preserve"> UAT environments, aligning application readiness with infrastructure and operational standards.</w:t>
       </w:r>
     </w:p>
     <w:p>
@@ -1366,22 +1560,22 @@
           <w:ilvl w:val="0"/>
           <w:numId w:val="1"/>
         </w:numPr>
-        <w:spacing w:after="0" w:line="300" w:lineRule="auto"/>
-        <w:ind w:left="1134" w:right="284" w:hanging="283"/>
+        <w:spacing w:after="60" w:line="240" w:lineRule="auto"/>
+        <w:ind w:left="709" w:right="284" w:hanging="159"/>
         <w:jc w:val="both"/>
         <w:rPr>
           <w:rFonts w:asciiTheme="minorHAnsi" w:hAnsiTheme="minorHAnsi"/>
-          <w:sz w:val="16"/>
-          <w:szCs w:val="20"/>
-        </w:rPr>
-      </w:pPr>
-      <w:r>
-        <w:rPr>
-          <w:rFonts w:asciiTheme="minorHAnsi" w:hAnsiTheme="minorHAnsi"/>
-          <w:sz w:val="16"/>
-          <w:szCs w:val="20"/>
-        </w:rPr>
-        <w:t>Reduced deployment lead time by ~40% for targeted release cycles, validating automation benefits for enterprise adoption.</w:t>
+          <w:sz w:val="18"/>
+          <w:szCs w:val="22"/>
+        </w:rPr>
+      </w:pPr>
+      <w:r>
+        <w:rPr>
+          <w:rFonts w:asciiTheme="minorHAnsi" w:hAnsiTheme="minorHAnsi"/>
+          <w:sz w:val="18"/>
+          <w:szCs w:val="22"/>
+        </w:rPr>
+        <w:t>Implemented Git-based version control strategies (Bitbucket), enabling structured branching, release traceability, and secure SDLC practices.</w:t>
       </w:r>
     </w:p>
     <w:p>
@@ -1390,8 +1584,56 @@
           <w:ilvl w:val="0"/>
           <w:numId w:val="1"/>
         </w:numPr>
-        <w:spacing w:after="0" w:line="300" w:lineRule="auto"/>
-        <w:ind w:left="1134" w:right="284" w:hanging="283"/>
+        <w:spacing w:after="60" w:line="240" w:lineRule="auto"/>
+        <w:ind w:left="709" w:right="284" w:hanging="159"/>
+        <w:jc w:val="both"/>
+        <w:rPr>
+          <w:rFonts w:asciiTheme="minorHAnsi" w:hAnsiTheme="minorHAnsi"/>
+          <w:sz w:val="18"/>
+          <w:szCs w:val="22"/>
+        </w:rPr>
+      </w:pPr>
+      <w:r>
+        <w:rPr>
+          <w:rFonts w:asciiTheme="minorHAnsi" w:hAnsiTheme="minorHAnsi"/>
+          <w:sz w:val="18"/>
+          <w:szCs w:val="22"/>
+        </w:rPr>
+        <w:t>Designed and implemented Jenkins-based CI/CD pipelines (PoC), reducing deployment lead time by ~40% and improving release automation.</w:t>
+      </w:r>
+    </w:p>
+    <w:p>
+      <w:pPr>
+        <w:numPr>
+          <w:ilvl w:val="0"/>
+          <w:numId w:val="1"/>
+        </w:numPr>
+        <w:spacing w:after="60" w:line="240" w:lineRule="auto"/>
+        <w:ind w:left="709" w:right="284" w:hanging="159"/>
+        <w:jc w:val="both"/>
+        <w:rPr>
+          <w:rFonts w:asciiTheme="minorHAnsi" w:hAnsiTheme="minorHAnsi"/>
+          <w:sz w:val="18"/>
+          <w:szCs w:val="22"/>
+        </w:rPr>
+      </w:pPr>
+      <w:r>
+        <w:rPr>
+          <w:rFonts w:asciiTheme="minorHAnsi" w:hAnsiTheme="minorHAnsi"/>
+          <w:sz w:val="18"/>
+          <w:szCs w:val="22"/>
+        </w:rPr>
+        <w:t>Collaborated with cross-functional teams to define API contracts, integration patterns, and deployment strategies ensuring system reliability and performance.</w:t>
+      </w:r>
+    </w:p>
+    <w:p>
+      <w:pPr>
+        <w:numPr>
+          <w:ilvl w:val="0"/>
+          <w:numId w:val="1"/>
+        </w:numPr>
+        <w:spacing w:after="60" w:line="240" w:lineRule="auto"/>
+        <w:ind w:left="709" w:right="284" w:hanging="159"/>
         <w:jc w:val="both"/>
         <w:rPr>
           <w:rFonts w:asciiTheme="minorHAnsi" w:hAnsiTheme="minorHAnsi"/>
@@ -1402,10 +1644,26 @@
       <w:r>
         <w:rPr>
           <w:rFonts w:asciiTheme="minorHAnsi" w:hAnsiTheme="minorHAnsi"/>
-          <w:sz w:val="16"/>
-          <w:szCs w:val="20"/>
-        </w:rPr>
-        <w:t>Integrated Git-based triggers and artifact management to streamline release traceability.</w:t>
+          <w:sz w:val="18"/>
+          <w:szCs w:val="22"/>
+        </w:rPr>
+        <w:t>Troublesh</w:t>
+      </w:r>
+      <w:r>
+        <w:rPr>
+          <w:rFonts w:asciiTheme="minorHAnsi" w:hAnsiTheme="minorHAnsi"/>
+          <w:sz w:val="18"/>
+          <w:szCs w:val="22"/>
+        </w:rPr>
+        <w:t>o</w:t>
+      </w:r>
+      <w:r>
+        <w:rPr>
+          <w:rFonts w:asciiTheme="minorHAnsi" w:hAnsiTheme="minorHAnsi"/>
+          <w:sz w:val="18"/>
+          <w:szCs w:val="22"/>
+        </w:rPr>
+        <w:t>t integration and deployment issues across environments, ensuring high availability and production stability.</w:t>
       </w:r>
     </w:p>
     <w:p>
@@ -1437,7 +1695,7 @@
           <w:szCs w:val="22"/>
         </w:rPr>
         <w:drawing>
-          <wp:anchor distT="0" distB="0" distL="0" distR="114300" simplePos="0" relativeHeight="7" behindDoc="0" locked="0" layoutInCell="0" allowOverlap="1" wp14:anchorId="287B65ED" wp14:editId="2A2168AA">
+          <wp:anchor distT="0" distB="0" distL="0" distR="114300" simplePos="0" relativeHeight="251655680" behindDoc="0" locked="0" layoutInCell="0" allowOverlap="1" wp14:anchorId="287B65ED" wp14:editId="41E025C6">
             <wp:simplePos x="0" y="0"/>
             <wp:positionH relativeFrom="margin">
               <wp:posOffset>0</wp:posOffset>
@@ -1527,10 +1785,14 @@
       <w:pPr>
         <w:numPr>
           <w:ilvl w:val="0"/>
-          <w:numId w:val="3"/>
+          <w:numId w:val="8"/>
         </w:numPr>
-        <w:spacing w:after="0" w:line="300" w:lineRule="auto"/>
-        <w:ind w:left="851" w:right="281" w:hanging="284"/>
+        <w:tabs>
+          <w:tab w:val="clear" w:pos="0"/>
+          <w:tab w:val="num" w:pos="709"/>
+        </w:tabs>
+        <w:spacing w:after="60" w:line="240" w:lineRule="auto"/>
+        <w:ind w:left="709" w:right="284" w:hanging="142"/>
         <w:jc w:val="both"/>
         <w:rPr>
           <w:rFonts w:asciiTheme="minorHAnsi" w:hAnsiTheme="minorHAnsi"/>
@@ -1544,17 +1806,21 @@
           <w:sz w:val="18"/>
           <w:szCs w:val="22"/>
         </w:rPr>
-        <w:t>Recognised as “Best Partner Support Engineer” for Bharti Airtel Limited supporting SDH Network.</w:t>
+        <w:t>Delivered telecom infrastructure modernization and reliability engineering across multi-ISP environments, supporting large-scale network transformation programs.</w:t>
       </w:r>
     </w:p>
     <w:p>
       <w:pPr>
         <w:numPr>
           <w:ilvl w:val="0"/>
-          <w:numId w:val="3"/>
+          <w:numId w:val="8"/>
         </w:numPr>
-        <w:spacing w:after="0" w:line="300" w:lineRule="auto"/>
-        <w:ind w:left="851" w:right="281" w:hanging="284"/>
+        <w:tabs>
+          <w:tab w:val="clear" w:pos="0"/>
+          <w:tab w:val="num" w:pos="709"/>
+        </w:tabs>
+        <w:spacing w:after="60" w:line="240" w:lineRule="auto"/>
+        <w:ind w:left="709" w:right="284" w:hanging="142"/>
         <w:jc w:val="both"/>
         <w:rPr>
           <w:rFonts w:asciiTheme="minorHAnsi" w:hAnsiTheme="minorHAnsi"/>
@@ -1568,17 +1834,37 @@
           <w:sz w:val="18"/>
           <w:szCs w:val="22"/>
         </w:rPr>
-        <w:t>Managed Networking Infrastructure: Worked with MuX–DeMuX systems, routers, and networking equipment across multiple ISPs to ensure high availability, performance, and scalability.</w:t>
+        <w:t xml:space="preserve">Led telecom network modernization initiatives, including SDH </w:t>
+      </w:r>
+      <w:r>
+        <w:rPr>
+          <w:rFonts w:asciiTheme="minorHAnsi" w:hAnsiTheme="minorHAnsi"/>
+          <w:sz w:val="18"/>
+          <w:szCs w:val="22"/>
+        </w:rPr>
+        <w:t>to</w:t>
+      </w:r>
+      <w:r>
+        <w:rPr>
+          <w:rFonts w:asciiTheme="minorHAnsi" w:hAnsiTheme="minorHAnsi"/>
+          <w:sz w:val="18"/>
+          <w:szCs w:val="22"/>
+        </w:rPr>
+        <w:t xml:space="preserve"> OTN upgrades for TCL’s Southern Network Ring, improving bandwidth efficiency, fault tolerance, and network scalability.</w:t>
       </w:r>
     </w:p>
     <w:p>
       <w:pPr>
         <w:numPr>
           <w:ilvl w:val="0"/>
-          <w:numId w:val="3"/>
+          <w:numId w:val="8"/>
         </w:numPr>
-        <w:spacing w:after="0" w:line="300" w:lineRule="auto"/>
-        <w:ind w:left="851" w:right="281" w:hanging="284"/>
+        <w:tabs>
+          <w:tab w:val="clear" w:pos="0"/>
+          <w:tab w:val="num" w:pos="709"/>
+        </w:tabs>
+        <w:spacing w:after="60" w:line="240" w:lineRule="auto"/>
+        <w:ind w:left="709" w:right="284" w:hanging="142"/>
         <w:jc w:val="both"/>
         <w:rPr>
           <w:rFonts w:asciiTheme="minorHAnsi" w:hAnsiTheme="minorHAnsi"/>
@@ -1592,17 +1878,37 @@
           <w:sz w:val="18"/>
           <w:szCs w:val="22"/>
         </w:rPr>
-        <w:t>Server Administration: Installed, configured, patched, upgraded, and maintained RedHat operating systems on proprietary servers for ISPs, ensuring secure and reliable environments.</w:t>
+        <w:t xml:space="preserve"> Executed large-scale SDH network upgrades (SDHv4 </w:t>
+      </w:r>
+      <w:r>
+        <w:rPr>
+          <w:rFonts w:asciiTheme="minorHAnsi" w:hAnsiTheme="minorHAnsi"/>
+          <w:sz w:val="18"/>
+          <w:szCs w:val="22"/>
+        </w:rPr>
+        <w:t>to</w:t>
+      </w:r>
+      <w:r>
+        <w:rPr>
+          <w:rFonts w:asciiTheme="minorHAnsi" w:hAnsiTheme="minorHAnsi"/>
+          <w:sz w:val="18"/>
+          <w:szCs w:val="22"/>
+        </w:rPr>
+        <w:t xml:space="preserve"> SDHv6) for multiple service providers including Bharti Airtel and Tata Communications, enabling advanced services and improved network manageability.</w:t>
       </w:r>
     </w:p>
     <w:p>
       <w:pPr>
         <w:numPr>
           <w:ilvl w:val="0"/>
-          <w:numId w:val="3"/>
+          <w:numId w:val="8"/>
         </w:numPr>
-        <w:spacing w:after="0" w:line="300" w:lineRule="auto"/>
-        <w:ind w:left="851" w:right="281" w:hanging="284"/>
+        <w:tabs>
+          <w:tab w:val="clear" w:pos="0"/>
+          <w:tab w:val="num" w:pos="709"/>
+        </w:tabs>
+        <w:spacing w:after="60" w:line="240" w:lineRule="auto"/>
+        <w:ind w:left="709" w:right="284" w:hanging="142"/>
         <w:jc w:val="both"/>
         <w:rPr>
           <w:rFonts w:asciiTheme="minorHAnsi" w:hAnsiTheme="minorHAnsi"/>
@@ -1616,17 +1922,21 @@
           <w:sz w:val="18"/>
           <w:szCs w:val="22"/>
         </w:rPr>
-        <w:t>Protocol Implementation and Network Optimization: Performed OSPF mapping and configured ONT, OLT, OTN, NMS, and EMS to optimize network performance and enhance system reliability.</w:t>
+        <w:t>Supported and maintained telecom infrastructure across major ISPs including Bharti Airtel, BSNL, Reliance Jio, Vodafone Idea, RailTel, and PGCIL, ensuring high availability and SLA compliance.</w:t>
       </w:r>
     </w:p>
     <w:p>
       <w:pPr>
         <w:numPr>
           <w:ilvl w:val="0"/>
-          <w:numId w:val="3"/>
+          <w:numId w:val="8"/>
         </w:numPr>
-        <w:spacing w:after="0" w:line="300" w:lineRule="auto"/>
-        <w:ind w:left="851" w:right="281" w:hanging="284"/>
+        <w:tabs>
+          <w:tab w:val="clear" w:pos="0"/>
+          <w:tab w:val="num" w:pos="709"/>
+        </w:tabs>
+        <w:spacing w:after="60" w:line="240" w:lineRule="auto"/>
+        <w:ind w:left="709" w:right="284" w:hanging="142"/>
         <w:jc w:val="both"/>
         <w:rPr>
           <w:rFonts w:asciiTheme="minorHAnsi" w:hAnsiTheme="minorHAnsi"/>
@@ -1640,65 +1950,21 @@
           <w:sz w:val="18"/>
           <w:szCs w:val="22"/>
         </w:rPr>
-        <w:t>System Upgrades and Migrations:</w:t>
-      </w:r>
-    </w:p>
-    <w:p>
-      <w:pPr>
-        <w:numPr>
-          <w:ilvl w:val="1"/>
-          <w:numId w:val="6"/>
-        </w:numPr>
-        <w:spacing w:after="0" w:line="300" w:lineRule="auto"/>
-        <w:ind w:left="1134" w:right="284" w:hanging="284"/>
-        <w:jc w:val="both"/>
-        <w:rPr>
-          <w:rFonts w:asciiTheme="minorHAnsi" w:hAnsiTheme="minorHAnsi"/>
-          <w:sz w:val="16"/>
-          <w:szCs w:val="20"/>
-        </w:rPr>
-      </w:pPr>
-      <w:r>
-        <w:rPr>
-          <w:rFonts w:asciiTheme="minorHAnsi" w:hAnsiTheme="minorHAnsi"/>
-          <w:sz w:val="16"/>
-          <w:szCs w:val="20"/>
-        </w:rPr>
-        <w:t>Led SDH-to-OTN upgrade for TCL's South Network Ring, improving bandwidth efficiency and fault tolerance.</w:t>
-      </w:r>
-    </w:p>
-    <w:p>
-      <w:pPr>
-        <w:numPr>
-          <w:ilvl w:val="1"/>
-          <w:numId w:val="6"/>
-        </w:numPr>
-        <w:spacing w:after="0" w:line="300" w:lineRule="auto"/>
-        <w:ind w:left="1134" w:right="284" w:hanging="284"/>
-        <w:jc w:val="both"/>
-        <w:rPr>
-          <w:rFonts w:asciiTheme="minorHAnsi" w:hAnsiTheme="minorHAnsi"/>
-          <w:sz w:val="16"/>
-          <w:szCs w:val="20"/>
-        </w:rPr>
-      </w:pPr>
-      <w:r>
-        <w:rPr>
-          <w:rFonts w:asciiTheme="minorHAnsi" w:hAnsiTheme="minorHAnsi"/>
-          <w:sz w:val="16"/>
-          <w:szCs w:val="20"/>
-        </w:rPr>
-        <w:t>Executed SDHv4 to SDHv6 upgrades for both TCL’s and Bharti Airtel’s networks, enabling support for advanced services and better network management.</w:t>
+        <w:t>Worked extensively with telecom and network systems including SDH, DWDM, OTN, ONT/OLT, OSPF, NMS, and EMS, contributing to network design, configuration, and optimization.</w:t>
       </w:r>
     </w:p>
     <w:p>
       <w:pPr>
         <w:numPr>
           <w:ilvl w:val="0"/>
-          <w:numId w:val="3"/>
+          <w:numId w:val="8"/>
         </w:numPr>
-        <w:spacing w:after="0" w:line="300" w:lineRule="auto"/>
-        <w:ind w:left="851" w:right="281" w:hanging="284"/>
+        <w:tabs>
+          <w:tab w:val="clear" w:pos="0"/>
+          <w:tab w:val="num" w:pos="709"/>
+        </w:tabs>
+        <w:spacing w:after="60" w:line="240" w:lineRule="auto"/>
+        <w:ind w:left="709" w:right="284" w:hanging="142"/>
         <w:jc w:val="both"/>
         <w:rPr>
           <w:rFonts w:asciiTheme="minorHAnsi" w:hAnsiTheme="minorHAnsi"/>
@@ -1712,17 +1978,21 @@
           <w:sz w:val="18"/>
           <w:szCs w:val="22"/>
         </w:rPr>
-        <w:t>Reliability and Monitoring: Integrated and monitored network performance metrics using NMS and EMS systems, ensuring proactive detection and resolution of incidents.</w:t>
+        <w:t>Managed and administered RedHat-based server environments on proprietary telecom systems, ensuring secure, stable, and reliable operations.</w:t>
       </w:r>
     </w:p>
     <w:p>
       <w:pPr>
         <w:numPr>
           <w:ilvl w:val="0"/>
-          <w:numId w:val="3"/>
+          <w:numId w:val="8"/>
         </w:numPr>
-        <w:spacing w:after="0" w:line="300" w:lineRule="auto"/>
-        <w:ind w:left="851" w:right="281" w:hanging="284"/>
+        <w:tabs>
+          <w:tab w:val="clear" w:pos="0"/>
+          <w:tab w:val="num" w:pos="709"/>
+        </w:tabs>
+        <w:spacing w:after="60" w:line="240" w:lineRule="auto"/>
+        <w:ind w:left="709" w:right="284" w:hanging="142"/>
         <w:jc w:val="both"/>
         <w:rPr>
           <w:rFonts w:asciiTheme="minorHAnsi" w:hAnsiTheme="minorHAnsi"/>
@@ -1736,17 +2006,21 @@
           <w:sz w:val="18"/>
           <w:szCs w:val="22"/>
         </w:rPr>
-        <w:t>Disaster Recovery and Failover: Designed and implemented failover mechanisms and redundancy strategies to minimize downtime during maintenance and upgrades.</w:t>
+        <w:t>Designed and implemented failover mechanisms and redundancy strategies, improving system resilience during maintenance and upgrades.</w:t>
       </w:r>
     </w:p>
     <w:p>
       <w:pPr>
         <w:numPr>
           <w:ilvl w:val="0"/>
-          <w:numId w:val="3"/>
+          <w:numId w:val="8"/>
         </w:numPr>
-        <w:spacing w:after="0" w:line="300" w:lineRule="auto"/>
-        <w:ind w:left="851" w:right="281" w:hanging="284"/>
+        <w:tabs>
+          <w:tab w:val="clear" w:pos="0"/>
+          <w:tab w:val="num" w:pos="709"/>
+        </w:tabs>
+        <w:spacing w:after="60" w:line="240" w:lineRule="auto"/>
+        <w:ind w:left="709" w:right="284" w:hanging="142"/>
         <w:jc w:val="both"/>
         <w:rPr>
           <w:rFonts w:asciiTheme="minorHAnsi" w:hAnsiTheme="minorHAnsi"/>
@@ -1760,7 +2034,63 @@
           <w:sz w:val="18"/>
           <w:szCs w:val="22"/>
         </w:rPr>
-        <w:t>Automation and Efficiency: Developed scripts and workflows to automate routine operational tasks, such as configuration management and system patching, reducing manual effort and errors.</w:t>
+        <w:t>Monitored network performance using NMS/EMS tools, enabling proactive incident detection, troubleshooting, and resolution.</w:t>
+      </w:r>
+    </w:p>
+    <w:p>
+      <w:pPr>
+        <w:numPr>
+          <w:ilvl w:val="0"/>
+          <w:numId w:val="8"/>
+        </w:numPr>
+        <w:tabs>
+          <w:tab w:val="clear" w:pos="0"/>
+          <w:tab w:val="num" w:pos="709"/>
+        </w:tabs>
+        <w:spacing w:after="60" w:line="240" w:lineRule="auto"/>
+        <w:ind w:left="709" w:right="284" w:hanging="142"/>
+        <w:jc w:val="both"/>
+        <w:rPr>
+          <w:rFonts w:asciiTheme="minorHAnsi" w:hAnsiTheme="minorHAnsi"/>
+          <w:sz w:val="18"/>
+          <w:szCs w:val="22"/>
+        </w:rPr>
+      </w:pPr>
+      <w:r>
+        <w:rPr>
+          <w:rFonts w:asciiTheme="minorHAnsi" w:hAnsiTheme="minorHAnsi"/>
+          <w:sz w:val="18"/>
+          <w:szCs w:val="22"/>
+        </w:rPr>
+        <w:t>Automated operational workflows using scripting for configuration management, patching, and routine maintenance, reducing manual effort and operational errors.</w:t>
+      </w:r>
+    </w:p>
+    <w:p>
+      <w:pPr>
+        <w:numPr>
+          <w:ilvl w:val="0"/>
+          <w:numId w:val="8"/>
+        </w:numPr>
+        <w:tabs>
+          <w:tab w:val="clear" w:pos="0"/>
+          <w:tab w:val="num" w:pos="709"/>
+        </w:tabs>
+        <w:spacing w:after="60" w:line="240" w:lineRule="auto"/>
+        <w:ind w:left="709" w:right="284" w:hanging="142"/>
+        <w:jc w:val="both"/>
+        <w:rPr>
+          <w:rFonts w:asciiTheme="minorHAnsi" w:hAnsiTheme="minorHAnsi"/>
+          <w:sz w:val="18"/>
+          <w:szCs w:val="22"/>
+        </w:rPr>
+      </w:pPr>
+      <w:r>
+        <w:rPr>
+          <w:rFonts w:asciiTheme="minorHAnsi" w:hAnsiTheme="minorHAnsi"/>
+          <w:sz w:val="18"/>
+          <w:szCs w:val="22"/>
+        </w:rPr>
+        <w:t>Recognized as “Best Partner Support Engineer” for Bharti Airtel for outstanding operational support and reliability performance.</w:t>
       </w:r>
     </w:p>
     <w:p>
@@ -1780,6 +2110,7 @@
           <w:sz w:val="24"/>
           <w:szCs w:val="22"/>
         </w:rPr>
+        <w:lastRenderedPageBreak/>
         <w:t>Education</w:t>
       </w:r>
     </w:p>
@@ -1800,7 +2131,7 @@
           <w:szCs w:val="22"/>
         </w:rPr>
         <w:drawing>
-          <wp:anchor distT="0" distB="0" distL="0" distR="114300" simplePos="0" relativeHeight="11" behindDoc="0" locked="0" layoutInCell="0" allowOverlap="1" wp14:anchorId="512BFDC9" wp14:editId="07777777">
+          <wp:anchor distT="0" distB="0" distL="0" distR="114300" simplePos="0" relativeHeight="251657728" behindDoc="0" locked="0" layoutInCell="0" allowOverlap="1" wp14:anchorId="512BFDC9" wp14:editId="05D57D6C">
             <wp:simplePos x="0" y="0"/>
             <wp:positionH relativeFrom="margin">
               <wp:align>left</wp:align>
@@ -1924,7 +2255,7 @@
           <w:szCs w:val="22"/>
         </w:rPr>
         <w:drawing>
-          <wp:anchor distT="0" distB="0" distL="0" distR="114300" simplePos="0" relativeHeight="12" behindDoc="0" locked="0" layoutInCell="0" allowOverlap="1" wp14:anchorId="581F6F59" wp14:editId="07777777">
+          <wp:anchor distT="0" distB="0" distL="0" distR="114300" simplePos="0" relativeHeight="251658752" behindDoc="0" locked="0" layoutInCell="0" allowOverlap="1" wp14:anchorId="581F6F59" wp14:editId="6A3959DF">
             <wp:simplePos x="0" y="0"/>
             <wp:positionH relativeFrom="margin">
               <wp:align>left</wp:align>
@@ -2058,30 +2389,29 @@
         <w:spacing w:before="240" w:after="120" w:line="300" w:lineRule="auto"/>
         <w:ind w:left="-25"/>
         <w:rPr>
-          <w:rFonts w:asciiTheme="minorHAnsi" w:hAnsiTheme="minorHAnsi"/>
-          <w:sz w:val="18"/>
+          <w:rFonts w:asciiTheme="minorHAnsi" w:eastAsia="Arial" w:hAnsiTheme="minorHAnsi" w:cs="Arial"/>
+          <w:b/>
+          <w:sz w:val="22"/>
           <w:szCs w:val="22"/>
         </w:rPr>
       </w:pPr>
       <w:r>
         <w:rPr>
           <w:noProof/>
-          <w:sz w:val="18"/>
-          <w:szCs w:val="22"/>
         </w:rPr>
         <w:drawing>
-          <wp:anchor distT="0" distB="0" distL="0" distR="114300" simplePos="0" relativeHeight="10" behindDoc="0" locked="0" layoutInCell="0" allowOverlap="1" wp14:anchorId="2A422C63" wp14:editId="6FEFC5E0">
+          <wp:anchor distT="0" distB="0" distL="114300" distR="114300" simplePos="0" relativeHeight="251656704" behindDoc="0" locked="0" layoutInCell="1" allowOverlap="1" wp14:anchorId="4E30DBCA" wp14:editId="0ACB1C7B">
             <wp:simplePos x="0" y="0"/>
-            <wp:positionH relativeFrom="margin">
-              <wp:align>left</wp:align>
+            <wp:positionH relativeFrom="column">
+              <wp:posOffset>2540</wp:posOffset>
             </wp:positionH>
             <wp:positionV relativeFrom="paragraph">
-              <wp:posOffset>158115</wp:posOffset>
+              <wp:posOffset>128199</wp:posOffset>
             </wp:positionV>
             <wp:extent cx="229870" cy="229870"/>
             <wp:effectExtent l="0" t="0" r="0" b="0"/>
             <wp:wrapSquare wrapText="bothSides"/>
-            <wp:docPr id="10" name="Picture 5" descr="A blue and green cloud with a black background&#10;&#10;Description automatically generated"/>
+            <wp:docPr id="17515641" name="Picture 1"/>
             <wp:cNvGraphicFramePr>
               <a:graphicFrameLocks xmlns:a="http://schemas.openxmlformats.org/drawingml/2006/main" noChangeAspect="1"/>
             </wp:cNvGraphicFramePr>
@@ -2089,13 +2419,20 @@
               <a:graphicData uri="http://schemas.openxmlformats.org/drawingml/2006/picture">
                 <pic:pic xmlns:pic="http://schemas.openxmlformats.org/drawingml/2006/picture">
                   <pic:nvPicPr>
-                    <pic:cNvPr id="10" name="Picture 5" descr="A blue and green cloud with a black background&#10;&#10;Description automatically generated"/>
+                    <pic:cNvPr id="0" name="Picture 1"/>
                     <pic:cNvPicPr>
                       <a:picLocks noChangeAspect="1" noChangeArrowheads="1"/>
                     </pic:cNvPicPr>
                   </pic:nvPicPr>
                   <pic:blipFill>
-                    <a:blip r:embed="rId22"/>
+                    <a:blip r:embed="rId22" cstate="print">
+                      <a:extLst>
+                        <a:ext uri="{28A0092B-C50C-407E-A947-70E740481C1C}">
+                          <a14:useLocalDpi xmlns:a14="http://schemas.microsoft.com/office/drawing/2010/main" val="0"/>
+                        </a:ext>
+                      </a:extLst>
+                    </a:blip>
+                    <a:srcRect/>
                     <a:stretch>
                       <a:fillRect/>
                     </a:stretch>
@@ -2108,6 +2445,10 @@
                     <a:prstGeom prst="rect">
                       <a:avLst/>
                     </a:prstGeom>
+                    <a:noFill/>
+                    <a:ln>
+                      <a:noFill/>
+                    </a:ln>
                   </pic:spPr>
                 </pic:pic>
               </a:graphicData>
@@ -2122,139 +2463,83 @@
           <w:sz w:val="22"/>
           <w:szCs w:val="22"/>
         </w:rPr>
-        <w:t xml:space="preserve"> KodeKloud Certifi</w:t>
-      </w:r>
-      <w:r>
-        <w:rPr>
-          <w:rFonts w:asciiTheme="minorHAnsi" w:eastAsia="Arial" w:hAnsiTheme="minorHAnsi" w:cs="Arial"/>
-          <w:b/>
-          <w:sz w:val="22"/>
-          <w:szCs w:val="22"/>
-        </w:rPr>
-        <w:t>cations</w:t>
+        <w:t>Amazon Web Services (AWS)</w:t>
       </w:r>
     </w:p>
     <w:p>
       <w:pPr>
         <w:spacing w:after="120" w:line="300" w:lineRule="auto"/>
-        <w:ind w:left="435" w:right="281" w:firstLine="285"/>
+        <w:ind w:left="426" w:right="281" w:firstLine="141"/>
         <w:rPr>
           <w:rStyle w:val="Hyperlink"/>
           <w:rFonts w:asciiTheme="minorHAnsi" w:hAnsiTheme="minorHAnsi"/>
-          <w:sz w:val="18"/>
-          <w:szCs w:val="22"/>
-        </w:rPr>
-      </w:pPr>
-      <w:hyperlink r:id="rId23">
+          <w:color w:val="auto"/>
+          <w:sz w:val="18"/>
+          <w:szCs w:val="22"/>
+          <w:u w:val="none"/>
+        </w:rPr>
+      </w:pPr>
+      <w:hyperlink r:id="rId23" w:history="1">
         <w:r>
           <w:rPr>
             <w:rStyle w:val="Hyperlink"/>
             <w:rFonts w:asciiTheme="minorHAnsi" w:hAnsiTheme="minorHAnsi"/>
+            <w:color w:val="auto"/>
             <w:sz w:val="18"/>
             <w:szCs w:val="22"/>
+            <w:u w:val="none"/>
           </w:rPr>
-          <w:t>2DF62E08D3B2 - 12 Factor App</w:t>
+          <w:t>Cloud Practitioner</w:t>
         </w:r>
       </w:hyperlink>
-    </w:p>
-    <w:p>
-      <w:pPr>
-        <w:spacing w:after="120" w:line="300" w:lineRule="auto"/>
-        <w:ind w:left="435" w:right="281" w:firstLine="285"/>
+      <w:r>
         <w:rPr>
           <w:rStyle w:val="Hyperlink"/>
           <w:rFonts w:asciiTheme="minorHAnsi" w:hAnsiTheme="minorHAnsi"/>
-          <w:sz w:val="18"/>
-          <w:szCs w:val="22"/>
-        </w:rPr>
-      </w:pPr>
-      <w:hyperlink r:id="rId24">
+          <w:color w:val="auto"/>
+          <w:sz w:val="18"/>
+          <w:szCs w:val="22"/>
+          <w:u w:val="none"/>
+        </w:rPr>
+        <w:t xml:space="preserve"> </w:t>
+      </w:r>
+      <w:r>
+        <w:rPr>
+          <w:rStyle w:val="Hyperlink"/>
+          <w:rFonts w:asciiTheme="minorHAnsi" w:hAnsiTheme="minorHAnsi"/>
+          <w:color w:val="auto"/>
+          <w:szCs w:val="22"/>
+          <w:u w:val="none"/>
+        </w:rPr>
+        <w:sym w:font="Symbol" w:char="F0B7"/>
+      </w:r>
+      <w:r>
+        <w:rPr>
+          <w:rStyle w:val="Hyperlink"/>
+          <w:rFonts w:asciiTheme="minorHAnsi" w:hAnsiTheme="minorHAnsi"/>
+          <w:color w:val="auto"/>
+          <w:sz w:val="18"/>
+          <w:szCs w:val="22"/>
+          <w:u w:val="none"/>
+        </w:rPr>
+        <w:t xml:space="preserve"> </w:t>
+      </w:r>
+      <w:hyperlink r:id="rId24" w:history="1">
         <w:r>
           <w:rPr>
             <w:rStyle w:val="Hyperlink"/>
             <w:rFonts w:asciiTheme="minorHAnsi" w:hAnsiTheme="minorHAnsi"/>
+            <w:color w:val="auto"/>
             <w:sz w:val="18"/>
             <w:szCs w:val="22"/>
+            <w:u w:val="none"/>
           </w:rPr>
-          <w:t>2D03EADD2B88 - DevOps Pre-Requisite Course</w:t>
+          <w:t>AI Practitioner</w:t>
         </w:r>
       </w:hyperlink>
     </w:p>
     <w:p>
       <w:pPr>
-        <w:spacing w:after="120" w:line="300" w:lineRule="auto"/>
-        <w:ind w:left="435" w:right="281" w:firstLine="285"/>
-        <w:rPr>
-          <w:rStyle w:val="Hyperlink"/>
-          <w:rFonts w:asciiTheme="minorHAnsi" w:hAnsiTheme="minorHAnsi"/>
-          <w:sz w:val="18"/>
-          <w:szCs w:val="22"/>
-        </w:rPr>
-      </w:pPr>
-      <w:hyperlink r:id="rId25">
-        <w:r>
-          <w:rPr>
-            <w:rStyle w:val="Hyperlink"/>
-            <w:rFonts w:asciiTheme="minorHAnsi" w:hAnsiTheme="minorHAnsi"/>
-            <w:sz w:val="18"/>
-            <w:szCs w:val="22"/>
-          </w:rPr>
-          <w:t>0C3BC18A9977 - Fundamentals of DevOps</w:t>
-        </w:r>
-      </w:hyperlink>
-    </w:p>
-    <w:p>
-      <w:pPr>
-        <w:spacing w:after="120" w:line="300" w:lineRule="auto"/>
-        <w:ind w:left="435" w:right="281" w:firstLine="285"/>
-        <w:rPr>
-          <w:rFonts w:asciiTheme="minorHAnsi" w:hAnsiTheme="minorHAnsi"/>
-          <w:sz w:val="18"/>
-          <w:szCs w:val="22"/>
-        </w:rPr>
-      </w:pPr>
-      <w:hyperlink r:id="rId26">
-        <w:r>
-          <w:rPr>
-            <w:rStyle w:val="Hyperlink"/>
-            <w:rFonts w:asciiTheme="minorHAnsi" w:hAnsiTheme="minorHAnsi"/>
-            <w:sz w:val="18"/>
-            <w:szCs w:val="22"/>
-          </w:rPr>
-          <w:t>86EE7596E856 - Learning Linux Basics</w:t>
-        </w:r>
-      </w:hyperlink>
-    </w:p>
-    <w:p>
-      <w:pPr>
-        <w:spacing w:after="120" w:line="300" w:lineRule="auto"/>
-        <w:ind w:left="435" w:right="281" w:firstLine="285"/>
-      </w:pPr>
-      <w:hyperlink r:id="rId27">
-        <w:r>
-          <w:rPr>
-            <w:rStyle w:val="Hyperlink"/>
-            <w:rFonts w:asciiTheme="minorHAnsi" w:hAnsiTheme="minorHAnsi"/>
-            <w:sz w:val="18"/>
-            <w:szCs w:val="22"/>
-          </w:rPr>
-          <w:t>9298452EA6A7 - Learning Shell Scripts</w:t>
-        </w:r>
-      </w:hyperlink>
-    </w:p>
-    <w:p>
-      <w:pPr>
-        <w:spacing w:after="120" w:line="300" w:lineRule="auto"/>
-        <w:ind w:left="435" w:right="281" w:firstLine="285"/>
-        <w:rPr>
-          <w:rFonts w:asciiTheme="minorHAnsi" w:hAnsiTheme="minorHAnsi"/>
-          <w:sz w:val="18"/>
-          <w:szCs w:val="22"/>
-        </w:rPr>
-      </w:pPr>
-    </w:p>
-    <w:p>
-      <w:pPr>
         <w:spacing w:before="240" w:after="120" w:line="300" w:lineRule="auto"/>
         <w:ind w:left="-25"/>
         <w:rPr>
@@ -2269,221 +2554,14 @@
           <w:sz w:val="18"/>
           <w:szCs w:val="22"/>
         </w:rPr>
-        <w:lastRenderedPageBreak/>
         <w:drawing>
-          <wp:anchor distT="0" distB="0" distL="0" distR="114300" simplePos="0" relativeHeight="8" behindDoc="0" locked="0" layoutInCell="0" allowOverlap="1" wp14:anchorId="53A5113F" wp14:editId="07777777">
+          <wp:anchor distT="0" distB="0" distL="0" distR="114300" simplePos="0" relativeHeight="251659776" behindDoc="0" locked="0" layoutInCell="0" allowOverlap="1" wp14:anchorId="45F4BC34" wp14:editId="2D10591A">
             <wp:simplePos x="0" y="0"/>
             <wp:positionH relativeFrom="margin">
-              <wp:align>left</wp:align>
+              <wp:posOffset>1905</wp:posOffset>
             </wp:positionH>
             <wp:positionV relativeFrom="paragraph">
-              <wp:posOffset>79375</wp:posOffset>
-            </wp:positionV>
-            <wp:extent cx="228600" cy="228600"/>
-            <wp:effectExtent l="0" t="0" r="0" b="0"/>
-            <wp:wrapSquare wrapText="bothSides"/>
-            <wp:docPr id="11" name="Picture 95"/>
-            <wp:cNvGraphicFramePr>
-              <a:graphicFrameLocks xmlns:a="http://schemas.openxmlformats.org/drawingml/2006/main" noChangeAspect="1"/>
-            </wp:cNvGraphicFramePr>
-            <a:graphic xmlns:a="http://schemas.openxmlformats.org/drawingml/2006/main">
-              <a:graphicData uri="http://schemas.openxmlformats.org/drawingml/2006/picture">
-                <pic:pic xmlns:pic="http://schemas.openxmlformats.org/drawingml/2006/picture">
-                  <pic:nvPicPr>
-                    <pic:cNvPr id="11" name="Picture 95"/>
-                    <pic:cNvPicPr>
-                      <a:picLocks noChangeAspect="1" noChangeArrowheads="1"/>
-                    </pic:cNvPicPr>
-                  </pic:nvPicPr>
-                  <pic:blipFill>
-                    <a:blip r:embed="rId28"/>
-                    <a:stretch>
-                      <a:fillRect/>
-                    </a:stretch>
-                  </pic:blipFill>
-                  <pic:spPr bwMode="auto">
-                    <a:xfrm>
-                      <a:off x="0" y="0"/>
-                      <a:ext cx="228600" cy="228600"/>
-                    </a:xfrm>
-                    <a:prstGeom prst="rect">
-                      <a:avLst/>
-                    </a:prstGeom>
-                  </pic:spPr>
-                </pic:pic>
-              </a:graphicData>
-            </a:graphic>
-          </wp:anchor>
-        </w:drawing>
-      </w:r>
-      <w:r>
-        <w:rPr>
-          <w:rFonts w:asciiTheme="minorHAnsi" w:eastAsia="Arial" w:hAnsiTheme="minorHAnsi" w:cs="Arial"/>
-          <w:b/>
-          <w:sz w:val="22"/>
-          <w:szCs w:val="22"/>
-        </w:rPr>
-        <w:t>Microsoft Certifi</w:t>
-      </w:r>
-      <w:r>
-        <w:rPr>
-          <w:rFonts w:asciiTheme="minorHAnsi" w:eastAsia="Arial" w:hAnsiTheme="minorHAnsi" w:cs="Arial"/>
-          <w:b/>
-          <w:sz w:val="22"/>
-          <w:szCs w:val="22"/>
-        </w:rPr>
-        <w:t>cations</w:t>
-      </w:r>
-    </w:p>
-    <w:p>
-      <w:pPr>
-        <w:spacing w:after="120" w:line="300" w:lineRule="auto"/>
-        <w:ind w:left="435" w:right="281" w:firstLine="285"/>
-        <w:rPr>
-          <w:rFonts w:asciiTheme="minorHAnsi" w:hAnsiTheme="minorHAnsi"/>
-          <w:sz w:val="18"/>
-          <w:szCs w:val="22"/>
-        </w:rPr>
-      </w:pPr>
-      <w:hyperlink r:id="rId29">
-        <w:r>
-          <w:rPr>
-            <w:rStyle w:val="Hyperlink"/>
-            <w:rFonts w:asciiTheme="minorHAnsi" w:hAnsiTheme="minorHAnsi"/>
-            <w:sz w:val="18"/>
-            <w:szCs w:val="22"/>
-          </w:rPr>
-          <w:t>I409-5382 - Azure Fundamentals</w:t>
-        </w:r>
-      </w:hyperlink>
-    </w:p>
-    <w:p>
-      <w:pPr>
-        <w:spacing w:after="120" w:line="300" w:lineRule="auto"/>
-        <w:ind w:left="435" w:right="281" w:firstLine="285"/>
-        <w:rPr>
-          <w:rFonts w:asciiTheme="minorHAnsi" w:hAnsiTheme="minorHAnsi"/>
-          <w:sz w:val="18"/>
-          <w:szCs w:val="22"/>
-        </w:rPr>
-      </w:pPr>
-      <w:hyperlink r:id="rId30">
-        <w:r>
-          <w:rPr>
-            <w:rStyle w:val="Hyperlink"/>
-            <w:rFonts w:asciiTheme="minorHAnsi" w:hAnsiTheme="minorHAnsi"/>
-            <w:sz w:val="18"/>
-            <w:szCs w:val="22"/>
-          </w:rPr>
-          <w:t>I413-0750 - Data Fundamentals</w:t>
-        </w:r>
-      </w:hyperlink>
-    </w:p>
-    <w:p>
-      <w:pPr>
-        <w:spacing w:after="120" w:line="300" w:lineRule="auto"/>
-        <w:ind w:left="435" w:right="281" w:firstLine="285"/>
-        <w:rPr>
-          <w:rFonts w:asciiTheme="minorHAnsi" w:hAnsiTheme="minorHAnsi"/>
-          <w:sz w:val="18"/>
-          <w:szCs w:val="22"/>
-        </w:rPr>
-      </w:pPr>
-      <w:hyperlink r:id="rId31">
-        <w:r>
-          <w:rPr>
-            <w:rStyle w:val="Hyperlink"/>
-            <w:rFonts w:asciiTheme="minorHAnsi" w:hAnsiTheme="minorHAnsi"/>
-            <w:sz w:val="18"/>
-            <w:szCs w:val="22"/>
-          </w:rPr>
-          <w:t>I429-3695 - Security, Compliance, and Identity Fundamentals</w:t>
-        </w:r>
-      </w:hyperlink>
-    </w:p>
-    <w:p>
-      <w:pPr>
-        <w:spacing w:after="120" w:line="300" w:lineRule="auto"/>
-        <w:ind w:left="435" w:right="281" w:firstLine="285"/>
-        <w:rPr>
-          <w:rFonts w:asciiTheme="minorHAnsi" w:eastAsia="Arial" w:hAnsiTheme="minorHAnsi" w:cs="Arial"/>
-          <w:bCs/>
-          <w:sz w:val="18"/>
-          <w:szCs w:val="18"/>
-        </w:rPr>
-      </w:pPr>
-      <w:hyperlink r:id="rId32">
-        <w:r>
-          <w:rPr>
-            <w:rStyle w:val="Hyperlink"/>
-            <w:rFonts w:asciiTheme="minorHAnsi" w:hAnsiTheme="minorHAnsi"/>
-            <w:sz w:val="18"/>
-            <w:szCs w:val="22"/>
-          </w:rPr>
-          <w:t xml:space="preserve">I431-0106 - </w:t>
-        </w:r>
-        <w:r>
-          <w:rPr>
-            <w:rStyle w:val="Hyperlink"/>
-            <w:rFonts w:asciiTheme="minorHAnsi" w:eastAsia="Arial" w:hAnsiTheme="minorHAnsi" w:cs="Arial"/>
-            <w:bCs/>
-            <w:sz w:val="18"/>
-            <w:szCs w:val="18"/>
-          </w:rPr>
-          <w:t>Power Platform Fundamentals</w:t>
-        </w:r>
-      </w:hyperlink>
-    </w:p>
-    <w:p>
-      <w:pPr>
-        <w:tabs>
-          <w:tab w:val="center" w:pos="5213"/>
-        </w:tabs>
-        <w:spacing w:after="120" w:line="300" w:lineRule="auto"/>
-        <w:ind w:left="435" w:right="281" w:firstLine="285"/>
-        <w:rPr>
-          <w:rStyle w:val="Hyperlink"/>
-          <w:rFonts w:asciiTheme="minorHAnsi" w:hAnsiTheme="minorHAnsi"/>
-          <w:sz w:val="18"/>
-          <w:szCs w:val="22"/>
-        </w:rPr>
-      </w:pPr>
-      <w:hyperlink r:id="rId33">
-        <w:r>
-          <w:rPr>
-            <w:rStyle w:val="Hyperlink"/>
-            <w:rFonts w:asciiTheme="minorHAnsi" w:hAnsiTheme="minorHAnsi"/>
-            <w:sz w:val="18"/>
-            <w:szCs w:val="22"/>
-          </w:rPr>
-          <w:t>I437-7293 – Azure AI Fundamentals</w:t>
-        </w:r>
-      </w:hyperlink>
-    </w:p>
-    <w:p>
-      <w:pPr>
-        <w:spacing w:before="240" w:after="120" w:line="300" w:lineRule="auto"/>
-        <w:ind w:left="-25"/>
-        <w:rPr>
-          <w:rFonts w:asciiTheme="minorHAnsi" w:hAnsiTheme="minorHAnsi"/>
-          <w:sz w:val="18"/>
-          <w:szCs w:val="22"/>
-        </w:rPr>
-      </w:pPr>
-      <w:r>
-        <w:rPr>
-          <w:noProof/>
-          <w:sz w:val="18"/>
-          <w:szCs w:val="22"/>
-        </w:rPr>
-        <w:drawing>
-          <wp:anchor distT="0" distB="0" distL="0" distR="114300" simplePos="0" relativeHeight="251662336" behindDoc="0" locked="0" layoutInCell="0" allowOverlap="1" wp14:anchorId="43D2E8B9" wp14:editId="5F85E1DA">
-            <wp:simplePos x="0" y="0"/>
-            <wp:positionH relativeFrom="margin">
-              <wp:align>left</wp:align>
-            </wp:positionH>
-            <wp:positionV relativeFrom="paragraph">
-              <wp:posOffset>79375</wp:posOffset>
+              <wp:posOffset>59761</wp:posOffset>
             </wp:positionV>
             <wp:extent cx="228600" cy="228600"/>
             <wp:effectExtent l="0" t="0" r="0" b="0"/>
@@ -2502,7 +2580,7 @@
                     </pic:cNvPicPr>
                   </pic:nvPicPr>
                   <pic:blipFill>
-                    <a:blip r:embed="rId34" cstate="print">
+                    <a:blip r:embed="rId25" cstate="print">
                       <a:extLst>
                         <a:ext uri="{28A0092B-C50C-407E-A947-70E740481C1C}">
                           <a14:useLocalDpi xmlns:a14="http://schemas.microsoft.com/office/drawing/2010/main" val="0"/>
@@ -2535,60 +2613,41 @@
           <w:sz w:val="22"/>
           <w:szCs w:val="22"/>
         </w:rPr>
-        <w:t>Google C</w:t>
-      </w:r>
-      <w:r>
-        <w:rPr>
-          <w:rFonts w:asciiTheme="minorHAnsi" w:eastAsia="Arial" w:hAnsiTheme="minorHAnsi" w:cs="Arial"/>
-          <w:b/>
-          <w:sz w:val="22"/>
-          <w:szCs w:val="22"/>
-        </w:rPr>
-        <w:t>ertif</w:t>
-      </w:r>
-      <w:r>
-        <w:rPr>
-          <w:rFonts w:asciiTheme="minorHAnsi" w:eastAsia="Arial" w:hAnsiTheme="minorHAnsi" w:cs="Arial"/>
-          <w:b/>
-          <w:sz w:val="22"/>
-          <w:szCs w:val="22"/>
-        </w:rPr>
-        <w:t>ications</w:t>
+        <w:t>Google</w:t>
       </w:r>
     </w:p>
     <w:p>
       <w:pPr>
         <w:spacing w:after="120" w:line="300" w:lineRule="auto"/>
-        <w:ind w:left="426" w:right="281" w:firstLine="285"/>
-        <w:rPr>
-          <w:rStyle w:val="Hyperlink"/>
-          <w:rFonts w:asciiTheme="minorHAnsi" w:hAnsiTheme="minorHAnsi"/>
-          <w:color w:val="000000"/>
-          <w:sz w:val="18"/>
-          <w:szCs w:val="22"/>
-          <w:u w:val="none"/>
-        </w:rPr>
-      </w:pPr>
-      <w:hyperlink r:id="rId35">
+        <w:ind w:left="426" w:right="281" w:firstLine="141"/>
+        <w:rPr>
+          <w:rFonts w:asciiTheme="minorHAnsi" w:hAnsiTheme="minorHAnsi"/>
+          <w:color w:val="auto"/>
+          <w:sz w:val="18"/>
+          <w:szCs w:val="22"/>
+        </w:rPr>
+      </w:pPr>
+      <w:hyperlink r:id="rId26">
         <w:r>
           <w:rPr>
             <w:rStyle w:val="Hyperlink"/>
             <w:rFonts w:asciiTheme="minorHAnsi" w:hAnsiTheme="minorHAnsi"/>
+            <w:color w:val="auto"/>
             <w:sz w:val="18"/>
             <w:szCs w:val="22"/>
+            <w:u w:val="none"/>
           </w:rPr>
-          <w:t>8F87CFEA99A8 - Cloud Computing Foundations</w:t>
+          <w:t>Cloud Computing Foundations</w:t>
         </w:r>
       </w:hyperlink>
     </w:p>
     <w:p>
       <w:pPr>
         <w:spacing w:before="240" w:after="120" w:line="300" w:lineRule="auto"/>
-        <w:ind w:left="-23" w:hanging="11"/>
-        <w:rPr>
-          <w:rFonts w:asciiTheme="minorHAnsi" w:eastAsia="Arial" w:hAnsiTheme="minorHAnsi" w:cs="Arial"/>
-          <w:b/>
-          <w:sz w:val="22"/>
+        <w:ind w:left="-25"/>
+        <w:rPr>
+          <w:rFonts w:asciiTheme="minorHAnsi" w:hAnsiTheme="minorHAnsi"/>
+          <w:sz w:val="18"/>
           <w:szCs w:val="22"/>
         </w:rPr>
       </w:pPr>
@@ -2599,18 +2658,18 @@
           <w:szCs w:val="22"/>
         </w:rPr>
         <w:drawing>
-          <wp:anchor distT="0" distB="0" distL="0" distR="114300" simplePos="0" relativeHeight="9" behindDoc="0" locked="0" layoutInCell="0" allowOverlap="1" wp14:anchorId="1A65ED50" wp14:editId="07777777">
+          <wp:anchor distT="0" distB="0" distL="0" distR="114300" simplePos="0" relativeHeight="251660800" behindDoc="0" locked="0" layoutInCell="0" allowOverlap="1" wp14:anchorId="53A5113F" wp14:editId="4F15EC94">
             <wp:simplePos x="0" y="0"/>
             <wp:positionH relativeFrom="margin">
-              <wp:align>left</wp:align>
+              <wp:posOffset>0</wp:posOffset>
             </wp:positionH>
             <wp:positionV relativeFrom="paragraph">
-              <wp:posOffset>73660</wp:posOffset>
+              <wp:posOffset>56586</wp:posOffset>
             </wp:positionV>
             <wp:extent cx="228600" cy="228600"/>
             <wp:effectExtent l="0" t="0" r="0" b="0"/>
             <wp:wrapSquare wrapText="bothSides"/>
-            <wp:docPr id="12" name="Picture 90" descr="A white logo on an orange background&#10;&#10;Description automatically generated"/>
+            <wp:docPr id="11" name="Picture 95"/>
             <wp:cNvGraphicFramePr>
               <a:graphicFrameLocks xmlns:a="http://schemas.openxmlformats.org/drawingml/2006/main" noChangeAspect="1"/>
             </wp:cNvGraphicFramePr>
@@ -2618,13 +2677,13 @@
               <a:graphicData uri="http://schemas.openxmlformats.org/drawingml/2006/picture">
                 <pic:pic xmlns:pic="http://schemas.openxmlformats.org/drawingml/2006/picture">
                   <pic:nvPicPr>
-                    <pic:cNvPr id="12" name="Picture 90" descr="A white logo on an orange background&#10;&#10;Description automatically generated"/>
+                    <pic:cNvPr id="11" name="Picture 95"/>
                     <pic:cNvPicPr>
                       <a:picLocks noChangeAspect="1" noChangeArrowheads="1"/>
                     </pic:cNvPicPr>
                   </pic:nvPicPr>
                   <pic:blipFill>
-                    <a:blip r:embed="rId36"/>
+                    <a:blip r:embed="rId27"/>
                     <a:stretch>
                       <a:fillRect/>
                     </a:stretch>
@@ -2651,37 +2710,340 @@
           <w:sz w:val="22"/>
           <w:szCs w:val="22"/>
         </w:rPr>
-        <w:t>Genesys C</w:t>
-      </w:r>
-      <w:r>
+        <w:t>Microsoft</w:t>
+      </w:r>
+    </w:p>
+    <w:p>
+      <w:pPr>
+        <w:tabs>
+          <w:tab w:val="center" w:pos="5213"/>
+        </w:tabs>
+        <w:spacing w:after="120" w:line="300" w:lineRule="auto"/>
+        <w:ind w:left="435" w:right="281" w:firstLine="132"/>
         <w:rPr>
           <w:rFonts w:asciiTheme="minorHAnsi" w:eastAsia="Arial" w:hAnsiTheme="minorHAnsi" w:cs="Arial"/>
-          <w:b/>
-          <w:sz w:val="22"/>
-          <w:szCs w:val="22"/>
-        </w:rPr>
-        <w:t>ertification</w:t>
-      </w:r>
-    </w:p>
-    <w:p>
-      <w:pPr>
-        <w:spacing w:after="120" w:line="300" w:lineRule="auto"/>
-        <w:ind w:left="567" w:right="281" w:firstLine="142"/>
-        <w:rPr>
-          <w:rFonts w:asciiTheme="minorHAnsi" w:hAnsiTheme="minorHAnsi"/>
-          <w:sz w:val="18"/>
-          <w:szCs w:val="22"/>
-        </w:rPr>
-      </w:pPr>
-      <w:hyperlink r:id="rId37">
+          <w:bCs/>
+          <w:color w:val="auto"/>
+          <w:sz w:val="18"/>
+          <w:szCs w:val="18"/>
+        </w:rPr>
+      </w:pPr>
+      <w:hyperlink r:id="rId28">
         <w:r>
           <w:rPr>
             <w:rStyle w:val="Hyperlink"/>
             <w:rFonts w:asciiTheme="minorHAnsi" w:hAnsiTheme="minorHAnsi"/>
+            <w:color w:val="auto"/>
             <w:sz w:val="18"/>
             <w:szCs w:val="22"/>
+            <w:u w:val="none"/>
           </w:rPr>
-          <w:t>CE84BD20C0D4 - Cloud Certified Partner (CCP)</w:t>
+          <w:t>Azure Fundamentals</w:t>
+        </w:r>
+      </w:hyperlink>
+      <w:r>
+        <w:rPr>
+          <w:rFonts w:asciiTheme="minorHAnsi" w:hAnsiTheme="minorHAnsi"/>
+          <w:color w:val="auto"/>
+          <w:sz w:val="18"/>
+          <w:szCs w:val="22"/>
+        </w:rPr>
+        <w:t xml:space="preserve"> </w:t>
+      </w:r>
+      <w:r>
+        <w:rPr>
+          <w:rFonts w:asciiTheme="minorHAnsi" w:hAnsiTheme="minorHAnsi"/>
+          <w:color w:val="auto"/>
+          <w:sz w:val="14"/>
+          <w:szCs w:val="18"/>
+        </w:rPr>
+        <w:sym w:font="Symbol" w:char="F0B7"/>
+      </w:r>
+      <w:r>
+        <w:rPr>
+          <w:rFonts w:asciiTheme="minorHAnsi" w:hAnsiTheme="minorHAnsi"/>
+          <w:color w:val="auto"/>
+          <w:sz w:val="18"/>
+          <w:szCs w:val="22"/>
+        </w:rPr>
+        <w:t xml:space="preserve"> </w:t>
+      </w:r>
+      <w:hyperlink r:id="rId29">
+        <w:r>
+          <w:rPr>
+            <w:rStyle w:val="Hyperlink"/>
+            <w:rFonts w:asciiTheme="minorHAnsi" w:hAnsiTheme="minorHAnsi"/>
+            <w:color w:val="auto"/>
+            <w:sz w:val="18"/>
+            <w:szCs w:val="22"/>
+            <w:u w:val="none"/>
+          </w:rPr>
+          <w:t>Azure AI Fundamentals</w:t>
+        </w:r>
+      </w:hyperlink>
+      <w:r>
+        <w:rPr>
+          <w:color w:val="auto"/>
+        </w:rPr>
+        <w:t xml:space="preserve"> </w:t>
+      </w:r>
+      <w:r>
+        <w:rPr>
+          <w:color w:val="auto"/>
+          <w:sz w:val="16"/>
+          <w:szCs w:val="20"/>
+        </w:rPr>
+        <w:sym w:font="Symbol" w:char="F0B7"/>
+      </w:r>
+      <w:r>
+        <w:rPr>
+          <w:color w:val="auto"/>
+          <w:sz w:val="16"/>
+          <w:szCs w:val="20"/>
+        </w:rPr>
+        <w:t xml:space="preserve"> </w:t>
+      </w:r>
+      <w:hyperlink r:id="rId30">
+        <w:r>
+          <w:rPr>
+            <w:rStyle w:val="Hyperlink"/>
+            <w:rFonts w:asciiTheme="minorHAnsi" w:hAnsiTheme="minorHAnsi"/>
+            <w:color w:val="auto"/>
+            <w:sz w:val="18"/>
+            <w:szCs w:val="22"/>
+            <w:u w:val="none"/>
+          </w:rPr>
+          <w:t>Data Fundamentals</w:t>
+        </w:r>
+      </w:hyperlink>
+      <w:r>
+        <w:rPr>
+          <w:color w:val="auto"/>
+        </w:rPr>
+        <w:t xml:space="preserve"> </w:t>
+      </w:r>
+      <w:r>
+        <w:rPr>
+          <w:color w:val="auto"/>
+          <w:sz w:val="16"/>
+          <w:szCs w:val="20"/>
+        </w:rPr>
+        <w:sym w:font="Symbol" w:char="F0B7"/>
+      </w:r>
+      <w:r>
+        <w:rPr>
+          <w:color w:val="auto"/>
+          <w:sz w:val="16"/>
+          <w:szCs w:val="20"/>
+        </w:rPr>
+        <w:t xml:space="preserve"> </w:t>
+      </w:r>
+      <w:hyperlink r:id="rId31">
+        <w:r>
+          <w:rPr>
+            <w:rStyle w:val="Hyperlink"/>
+            <w:rFonts w:asciiTheme="minorHAnsi" w:hAnsiTheme="minorHAnsi"/>
+            <w:color w:val="auto"/>
+            <w:sz w:val="18"/>
+            <w:szCs w:val="22"/>
+            <w:u w:val="none"/>
+          </w:rPr>
+          <w:t>Security, Compliance, and Identity Fundamentals</w:t>
+        </w:r>
+      </w:hyperlink>
+      <w:r>
+        <w:rPr>
+          <w:color w:val="auto"/>
+        </w:rPr>
+        <w:t xml:space="preserve"> </w:t>
+      </w:r>
+      <w:r>
+        <w:rPr>
+          <w:color w:val="auto"/>
+          <w:sz w:val="16"/>
+          <w:szCs w:val="20"/>
+        </w:rPr>
+        <w:sym w:font="Symbol" w:char="F0B7"/>
+      </w:r>
+      <w:r>
+        <w:rPr>
+          <w:color w:val="auto"/>
+        </w:rPr>
+        <w:t xml:space="preserve"> </w:t>
+      </w:r>
+      <w:hyperlink r:id="rId32">
+        <w:r>
+          <w:rPr>
+            <w:rStyle w:val="Hyperlink"/>
+            <w:rFonts w:asciiTheme="minorHAnsi" w:eastAsia="Arial" w:hAnsiTheme="minorHAnsi" w:cs="Arial"/>
+            <w:bCs/>
+            <w:color w:val="auto"/>
+            <w:sz w:val="18"/>
+            <w:szCs w:val="18"/>
+            <w:u w:val="none"/>
+          </w:rPr>
+          <w:t>Power Platform Fundamentals</w:t>
+        </w:r>
+      </w:hyperlink>
+    </w:p>
+    <w:p>
+      <w:pPr>
+        <w:spacing w:before="240" w:after="120" w:line="300" w:lineRule="auto"/>
+        <w:ind w:left="-23" w:hanging="11"/>
+        <w:rPr>
+          <w:rFonts w:asciiTheme="minorHAnsi" w:eastAsia="Arial" w:hAnsiTheme="minorHAnsi" w:cs="Arial"/>
+          <w:b/>
+          <w:sz w:val="22"/>
+          <w:szCs w:val="22"/>
+        </w:rPr>
+      </w:pPr>
+      <w:r>
+        <w:rPr>
+          <w:rFonts w:asciiTheme="minorHAnsi" w:eastAsia="Arial" w:hAnsiTheme="minorHAnsi" w:cs="Arial"/>
+          <w:b/>
+          <w:noProof/>
+          <w:sz w:val="22"/>
+          <w:szCs w:val="22"/>
+        </w:rPr>
+        <w:drawing>
+          <wp:anchor distT="0" distB="0" distL="114300" distR="114300" simplePos="0" relativeHeight="251661824" behindDoc="0" locked="0" layoutInCell="1" allowOverlap="1" wp14:anchorId="7A7317FC" wp14:editId="49BA73E0">
+            <wp:simplePos x="0" y="0"/>
+            <wp:positionH relativeFrom="column">
+              <wp:posOffset>1905</wp:posOffset>
+            </wp:positionH>
+            <wp:positionV relativeFrom="paragraph">
+              <wp:posOffset>45014</wp:posOffset>
+            </wp:positionV>
+            <wp:extent cx="230400" cy="230400"/>
+            <wp:effectExtent l="0" t="0" r="0" b="0"/>
+            <wp:wrapSquare wrapText="bothSides"/>
+            <wp:docPr id="1771703309" name="Picture 90"/>
+            <wp:cNvGraphicFramePr>
+              <a:graphicFrameLocks xmlns:a="http://schemas.openxmlformats.org/drawingml/2006/main" noChangeAspect="1"/>
+            </wp:cNvGraphicFramePr>
+            <a:graphic xmlns:a="http://schemas.openxmlformats.org/drawingml/2006/main">
+              <a:graphicData uri="http://schemas.openxmlformats.org/drawingml/2006/picture">
+                <pic:pic xmlns:pic="http://schemas.openxmlformats.org/drawingml/2006/picture">
+                  <pic:nvPicPr>
+                    <pic:cNvPr id="1771703309" name="Picture 90"/>
+                    <pic:cNvPicPr>
+                      <a:picLocks noChangeAspect="1"/>
+                    </pic:cNvPicPr>
+                  </pic:nvPicPr>
+                  <pic:blipFill rotWithShape="1">
+                    <a:blip r:embed="rId33" cstate="print">
+                      <a:extLst>
+                        <a:ext uri="{28A0092B-C50C-407E-A947-70E740481C1C}">
+                          <a14:useLocalDpi xmlns:a14="http://schemas.microsoft.com/office/drawing/2010/main" val="0"/>
+                        </a:ext>
+                        <a:ext uri="{837473B0-CC2E-450A-ABE3-18F120FF3D39}">
+                          <a1611:picAttrSrcUrl xmlns:a1611="http://schemas.microsoft.com/office/drawing/2016/11/main" r:id="rId34"/>
+                        </a:ext>
+                      </a:extLst>
+                    </a:blip>
+                    <a:srcRect l="14722" r="14722"/>
+                    <a:stretch>
+                      <a:fillRect/>
+                    </a:stretch>
+                  </pic:blipFill>
+                  <pic:spPr bwMode="auto">
+                    <a:xfrm>
+                      <a:off x="0" y="0"/>
+                      <a:ext cx="230400" cy="230400"/>
+                    </a:xfrm>
+                    <a:prstGeom prst="rect">
+                      <a:avLst/>
+                    </a:prstGeom>
+                    <a:ln>
+                      <a:noFill/>
+                    </a:ln>
+                    <a:extLst>
+                      <a:ext uri="{53640926-AAD7-44D8-BBD7-CCE9431645EC}">
+                        <a14:shadowObscured xmlns:a14="http://schemas.microsoft.com/office/drawing/2010/main"/>
+                      </a:ext>
+                    </a:extLst>
+                  </pic:spPr>
+                </pic:pic>
+              </a:graphicData>
+            </a:graphic>
+            <wp14:sizeRelH relativeFrom="margin">
+              <wp14:pctWidth>0</wp14:pctWidth>
+            </wp14:sizeRelH>
+            <wp14:sizeRelV relativeFrom="margin">
+              <wp14:pctHeight>0</wp14:pctHeight>
+            </wp14:sizeRelV>
+          </wp:anchor>
+        </w:drawing>
+      </w:r>
+      <w:r>
+        <w:rPr>
+          <w:rFonts w:asciiTheme="minorHAnsi" w:eastAsia="Arial" w:hAnsiTheme="minorHAnsi" w:cs="Arial"/>
+          <w:b/>
+          <w:sz w:val="22"/>
+          <w:szCs w:val="22"/>
+        </w:rPr>
+        <w:t xml:space="preserve">Other </w:t>
+      </w:r>
+      <w:r>
+        <w:rPr>
+          <w:rFonts w:asciiTheme="minorHAnsi" w:eastAsia="Arial" w:hAnsiTheme="minorHAnsi" w:cs="Arial"/>
+          <w:b/>
+          <w:sz w:val="22"/>
+          <w:szCs w:val="22"/>
+        </w:rPr>
+        <w:t>C</w:t>
+      </w:r>
+      <w:r>
+        <w:rPr>
+          <w:rFonts w:asciiTheme="minorHAnsi" w:eastAsia="Arial" w:hAnsiTheme="minorHAnsi" w:cs="Arial"/>
+          <w:b/>
+          <w:sz w:val="22"/>
+          <w:szCs w:val="22"/>
+        </w:rPr>
+        <w:t>ertification</w:t>
+      </w:r>
+      <w:r>
+        <w:rPr>
+          <w:rFonts w:asciiTheme="minorHAnsi" w:eastAsia="Arial" w:hAnsiTheme="minorHAnsi" w:cs="Arial"/>
+          <w:b/>
+          <w:sz w:val="22"/>
+          <w:szCs w:val="22"/>
+        </w:rPr>
+        <w:t>s</w:t>
+      </w:r>
+    </w:p>
+    <w:p>
+      <w:pPr>
+        <w:spacing w:after="120" w:line="300" w:lineRule="auto"/>
+        <w:ind w:left="426" w:right="281" w:firstLine="285"/>
+        <w:rPr>
+          <w:rStyle w:val="Hyperlink"/>
+          <w:color w:val="auto"/>
+          <w:u w:val="none"/>
+        </w:rPr>
+      </w:pPr>
+      <w:hyperlink r:id="rId35">
+        <w:r>
+          <w:rPr>
+            <w:rStyle w:val="Hyperlink"/>
+            <w:rFonts w:asciiTheme="minorHAnsi" w:hAnsiTheme="minorHAnsi"/>
+            <w:color w:val="auto"/>
+            <w:sz w:val="18"/>
+            <w:szCs w:val="22"/>
+            <w:u w:val="none"/>
+          </w:rPr>
+          <w:t xml:space="preserve">Genesys </w:t>
+        </w:r>
+        <w:r>
+          <w:rPr>
+            <w:rStyle w:val="Hyperlink"/>
+            <w:rFonts w:asciiTheme="minorHAnsi" w:hAnsiTheme="minorHAnsi"/>
+            <w:color w:val="auto"/>
+            <w:sz w:val="18"/>
+            <w:szCs w:val="22"/>
+            <w:u w:val="none"/>
+          </w:rPr>
+          <w:t>Cloud Certified Partner (CCP)</w:t>
         </w:r>
       </w:hyperlink>
     </w:p>
@@ -2768,10 +3130,10 @@
       </w:r>
     </w:p>
     <w:sectPr>
-      <w:headerReference w:type="default" r:id="rId38"/>
-      <w:footerReference w:type="even" r:id="rId39"/>
-      <w:footerReference w:type="default" r:id="rId40"/>
-      <w:footerReference w:type="first" r:id="rId41"/>
+      <w:headerReference w:type="default" r:id="rId36"/>
+      <w:footerReference w:type="even" r:id="rId37"/>
+      <w:footerReference w:type="default" r:id="rId38"/>
+      <w:footerReference w:type="first" r:id="rId39"/>
       <w:pgSz w:w="12240" w:h="15840"/>
       <w:pgMar w:top="992" w:right="1134" w:bottom="992" w:left="1134" w:header="0" w:footer="516" w:gutter="0"/>
       <w:cols w:space="720"/>
@@ -3125,19 +3487,47 @@
     </w:lvl>
   </w:abstractNum>
   <w:abstractNum w:abstractNumId="1" w15:restartNumberingAfterBreak="0">
-    <w:nsid w:val="3AF9A90A"/>
+    <w:nsid w:val="205F1F04"/>
     <w:multiLevelType w:val="multilevel"/>
-    <w:tmpl w:val="57863516"/>
+    <w:tmpl w:val="75AEF060"/>
     <w:lvl w:ilvl="0">
       <w:start w:val="1"/>
       <w:numFmt w:val="bullet"/>
-      <w:lvlText w:val="•"/>
+      <w:lvlText w:val=""/>
       <w:lvlJc w:val="left"/>
       <w:pPr>
         <w:tabs>
           <w:tab w:val="num" w:pos="0"/>
         </w:tabs>
         <w:ind w:left="550" w:firstLine="0"/>
+      </w:pPr>
+      <w:rPr>
+        <w:rFonts w:ascii="Symbol" w:hAnsi="Symbol" w:hint="default"/>
+        <w:b w:val="0"/>
+        <w:bCs w:val="0"/>
+        <w:i w:val="0"/>
+        <w:iCs w:val="0"/>
+        <w:strike w:val="0"/>
+        <w:dstrike w:val="0"/>
+        <w:color w:val="000000"/>
+        <w:position w:val="0"/>
+        <w:sz w:val="16"/>
+        <w:szCs w:val="16"/>
+        <w:u w:val="none" w:color="000000"/>
+        <w:shd w:val="clear" w:color="auto" w:fill="auto"/>
+        <w:vertAlign w:val="baseline"/>
+      </w:rPr>
+    </w:lvl>
+    <w:lvl w:ilvl="1">
+      <w:start w:val="1"/>
+      <w:numFmt w:val="bullet"/>
+      <w:lvlText w:val="o"/>
+      <w:lvlJc w:val="left"/>
+      <w:pPr>
+        <w:tabs>
+          <w:tab w:val="num" w:pos="0"/>
+        </w:tabs>
+        <w:ind w:left="1520" w:firstLine="0"/>
       </w:pPr>
       <w:rPr>
         <w:rFonts w:ascii="Arial Unicode MS" w:hAnsi="Arial Unicode MS" w:cs="Arial Unicode MS" w:hint="default"/>
@@ -3154,16 +3544,16 @@
         <w:vertAlign w:val="baseline"/>
       </w:rPr>
     </w:lvl>
-    <w:lvl w:ilvl="1">
-      <w:start w:val="1"/>
-      <w:numFmt w:val="bullet"/>
-      <w:lvlText w:val="o"/>
-      <w:lvlJc w:val="left"/>
-      <w:pPr>
-        <w:tabs>
-          <w:tab w:val="num" w:pos="0"/>
-        </w:tabs>
-        <w:ind w:left="1520" w:firstLine="0"/>
+    <w:lvl w:ilvl="2">
+      <w:start w:val="1"/>
+      <w:numFmt w:val="bullet"/>
+      <w:lvlText w:val="▪"/>
+      <w:lvlJc w:val="left"/>
+      <w:pPr>
+        <w:tabs>
+          <w:tab w:val="num" w:pos="0"/>
+        </w:tabs>
+        <w:ind w:left="2240" w:firstLine="0"/>
       </w:pPr>
       <w:rPr>
         <w:rFonts w:ascii="Arial Unicode MS" w:hAnsi="Arial Unicode MS" w:cs="Arial Unicode MS" w:hint="default"/>
@@ -3180,16 +3570,16 @@
         <w:vertAlign w:val="baseline"/>
       </w:rPr>
     </w:lvl>
-    <w:lvl w:ilvl="2">
-      <w:start w:val="1"/>
-      <w:numFmt w:val="bullet"/>
-      <w:lvlText w:val="▪"/>
-      <w:lvlJc w:val="left"/>
-      <w:pPr>
-        <w:tabs>
-          <w:tab w:val="num" w:pos="0"/>
-        </w:tabs>
-        <w:ind w:left="2240" w:firstLine="0"/>
+    <w:lvl w:ilvl="3">
+      <w:start w:val="1"/>
+      <w:numFmt w:val="bullet"/>
+      <w:lvlText w:val="•"/>
+      <w:lvlJc w:val="left"/>
+      <w:pPr>
+        <w:tabs>
+          <w:tab w:val="num" w:pos="0"/>
+        </w:tabs>
+        <w:ind w:left="2960" w:firstLine="0"/>
       </w:pPr>
       <w:rPr>
         <w:rFonts w:ascii="Arial Unicode MS" w:hAnsi="Arial Unicode MS" w:cs="Arial Unicode MS" w:hint="default"/>
@@ -3206,16 +3596,16 @@
         <w:vertAlign w:val="baseline"/>
       </w:rPr>
     </w:lvl>
-    <w:lvl w:ilvl="3">
-      <w:start w:val="1"/>
-      <w:numFmt w:val="bullet"/>
-      <w:lvlText w:val="•"/>
-      <w:lvlJc w:val="left"/>
-      <w:pPr>
-        <w:tabs>
-          <w:tab w:val="num" w:pos="0"/>
-        </w:tabs>
-        <w:ind w:left="2960" w:firstLine="0"/>
+    <w:lvl w:ilvl="4">
+      <w:start w:val="1"/>
+      <w:numFmt w:val="bullet"/>
+      <w:lvlText w:val="o"/>
+      <w:lvlJc w:val="left"/>
+      <w:pPr>
+        <w:tabs>
+          <w:tab w:val="num" w:pos="0"/>
+        </w:tabs>
+        <w:ind w:left="3680" w:firstLine="0"/>
       </w:pPr>
       <w:rPr>
         <w:rFonts w:ascii="Arial Unicode MS" w:hAnsi="Arial Unicode MS" w:cs="Arial Unicode MS" w:hint="default"/>
@@ -3232,16 +3622,16 @@
         <w:vertAlign w:val="baseline"/>
       </w:rPr>
     </w:lvl>
-    <w:lvl w:ilvl="4">
-      <w:start w:val="1"/>
-      <w:numFmt w:val="bullet"/>
-      <w:lvlText w:val="o"/>
-      <w:lvlJc w:val="left"/>
-      <w:pPr>
-        <w:tabs>
-          <w:tab w:val="num" w:pos="0"/>
-        </w:tabs>
-        <w:ind w:left="3680" w:firstLine="0"/>
+    <w:lvl w:ilvl="5">
+      <w:start w:val="1"/>
+      <w:numFmt w:val="bullet"/>
+      <w:lvlText w:val="▪"/>
+      <w:lvlJc w:val="left"/>
+      <w:pPr>
+        <w:tabs>
+          <w:tab w:val="num" w:pos="0"/>
+        </w:tabs>
+        <w:ind w:left="4400" w:firstLine="0"/>
       </w:pPr>
       <w:rPr>
         <w:rFonts w:ascii="Arial Unicode MS" w:hAnsi="Arial Unicode MS" w:cs="Arial Unicode MS" w:hint="default"/>
@@ -3258,16 +3648,16 @@
         <w:vertAlign w:val="baseline"/>
       </w:rPr>
     </w:lvl>
-    <w:lvl w:ilvl="5">
-      <w:start w:val="1"/>
-      <w:numFmt w:val="bullet"/>
-      <w:lvlText w:val="▪"/>
-      <w:lvlJc w:val="left"/>
-      <w:pPr>
-        <w:tabs>
-          <w:tab w:val="num" w:pos="0"/>
-        </w:tabs>
-        <w:ind w:left="4400" w:firstLine="0"/>
+    <w:lvl w:ilvl="6">
+      <w:start w:val="1"/>
+      <w:numFmt w:val="bullet"/>
+      <w:lvlText w:val="•"/>
+      <w:lvlJc w:val="left"/>
+      <w:pPr>
+        <w:tabs>
+          <w:tab w:val="num" w:pos="0"/>
+        </w:tabs>
+        <w:ind w:left="5120" w:firstLine="0"/>
       </w:pPr>
       <w:rPr>
         <w:rFonts w:ascii="Arial Unicode MS" w:hAnsi="Arial Unicode MS" w:cs="Arial Unicode MS" w:hint="default"/>
@@ -3284,16 +3674,16 @@
         <w:vertAlign w:val="baseline"/>
       </w:rPr>
     </w:lvl>
-    <w:lvl w:ilvl="6">
-      <w:start w:val="1"/>
-      <w:numFmt w:val="bullet"/>
-      <w:lvlText w:val="•"/>
-      <w:lvlJc w:val="left"/>
-      <w:pPr>
-        <w:tabs>
-          <w:tab w:val="num" w:pos="0"/>
-        </w:tabs>
-        <w:ind w:left="5120" w:firstLine="0"/>
+    <w:lvl w:ilvl="7">
+      <w:start w:val="1"/>
+      <w:numFmt w:val="bullet"/>
+      <w:lvlText w:val="o"/>
+      <w:lvlJc w:val="left"/>
+      <w:pPr>
+        <w:tabs>
+          <w:tab w:val="num" w:pos="0"/>
+        </w:tabs>
+        <w:ind w:left="5840" w:firstLine="0"/>
       </w:pPr>
       <w:rPr>
         <w:rFonts w:ascii="Arial Unicode MS" w:hAnsi="Arial Unicode MS" w:cs="Arial Unicode MS" w:hint="default"/>
@@ -3310,16 +3700,16 @@
         <w:vertAlign w:val="baseline"/>
       </w:rPr>
     </w:lvl>
-    <w:lvl w:ilvl="7">
-      <w:start w:val="1"/>
-      <w:numFmt w:val="bullet"/>
-      <w:lvlText w:val="o"/>
-      <w:lvlJc w:val="left"/>
-      <w:pPr>
-        <w:tabs>
-          <w:tab w:val="num" w:pos="0"/>
-        </w:tabs>
-        <w:ind w:left="5840" w:firstLine="0"/>
+    <w:lvl w:ilvl="8">
+      <w:start w:val="1"/>
+      <w:numFmt w:val="bullet"/>
+      <w:lvlText w:val="▪"/>
+      <w:lvlJc w:val="left"/>
+      <w:pPr>
+        <w:tabs>
+          <w:tab w:val="num" w:pos="0"/>
+        </w:tabs>
+        <w:ind w:left="6560" w:firstLine="0"/>
       </w:pPr>
       <w:rPr>
         <w:rFonts w:ascii="Arial Unicode MS" w:hAnsi="Arial Unicode MS" w:cs="Arial Unicode MS" w:hint="default"/>
@@ -3336,16 +3726,21 @@
         <w:vertAlign w:val="baseline"/>
       </w:rPr>
     </w:lvl>
-    <w:lvl w:ilvl="8">
-      <w:start w:val="1"/>
-      <w:numFmt w:val="bullet"/>
-      <w:lvlText w:val="▪"/>
-      <w:lvlJc w:val="left"/>
-      <w:pPr>
-        <w:tabs>
-          <w:tab w:val="num" w:pos="0"/>
-        </w:tabs>
-        <w:ind w:left="6560" w:firstLine="0"/>
+  </w:abstractNum>
+  <w:abstractNum w:abstractNumId="2" w15:restartNumberingAfterBreak="0">
+    <w:nsid w:val="3AF9A90A"/>
+    <w:multiLevelType w:val="multilevel"/>
+    <w:tmpl w:val="57863516"/>
+    <w:lvl w:ilvl="0">
+      <w:start w:val="1"/>
+      <w:numFmt w:val="bullet"/>
+      <w:lvlText w:val="•"/>
+      <w:lvlJc w:val="left"/>
+      <w:pPr>
+        <w:tabs>
+          <w:tab w:val="num" w:pos="0"/>
+        </w:tabs>
+        <w:ind w:left="550" w:firstLine="0"/>
       </w:pPr>
       <w:rPr>
         <w:rFonts w:ascii="Arial Unicode MS" w:hAnsi="Arial Unicode MS" w:cs="Arial Unicode MS" w:hint="default"/>
@@ -3362,21 +3757,16 @@
         <w:vertAlign w:val="baseline"/>
       </w:rPr>
     </w:lvl>
-  </w:abstractNum>
-  <w:abstractNum w:abstractNumId="2" w15:restartNumberingAfterBreak="0">
-    <w:nsid w:val="3FF1F005"/>
-    <w:multiLevelType w:val="multilevel"/>
-    <w:tmpl w:val="9F087782"/>
-    <w:lvl w:ilvl="0">
-      <w:start w:val="1"/>
-      <w:numFmt w:val="bullet"/>
-      <w:lvlText w:val="•"/>
-      <w:lvlJc w:val="left"/>
-      <w:pPr>
-        <w:tabs>
-          <w:tab w:val="num" w:pos="0"/>
-        </w:tabs>
-        <w:ind w:left="550" w:firstLine="0"/>
+    <w:lvl w:ilvl="1">
+      <w:start w:val="1"/>
+      <w:numFmt w:val="bullet"/>
+      <w:lvlText w:val="o"/>
+      <w:lvlJc w:val="left"/>
+      <w:pPr>
+        <w:tabs>
+          <w:tab w:val="num" w:pos="0"/>
+        </w:tabs>
+        <w:ind w:left="1520" w:firstLine="0"/>
       </w:pPr>
       <w:rPr>
         <w:rFonts w:ascii="Arial Unicode MS" w:hAnsi="Arial Unicode MS" w:cs="Arial Unicode MS" w:hint="default"/>
@@ -3393,16 +3783,16 @@
         <w:vertAlign w:val="baseline"/>
       </w:rPr>
     </w:lvl>
-    <w:lvl w:ilvl="1">
-      <w:start w:val="1"/>
-      <w:numFmt w:val="bullet"/>
-      <w:lvlText w:val="o"/>
-      <w:lvlJc w:val="left"/>
-      <w:pPr>
-        <w:tabs>
-          <w:tab w:val="num" w:pos="0"/>
-        </w:tabs>
-        <w:ind w:left="1520" w:firstLine="0"/>
+    <w:lvl w:ilvl="2">
+      <w:start w:val="1"/>
+      <w:numFmt w:val="bullet"/>
+      <w:lvlText w:val="▪"/>
+      <w:lvlJc w:val="left"/>
+      <w:pPr>
+        <w:tabs>
+          <w:tab w:val="num" w:pos="0"/>
+        </w:tabs>
+        <w:ind w:left="2240" w:firstLine="0"/>
       </w:pPr>
       <w:rPr>
         <w:rFonts w:ascii="Arial Unicode MS" w:hAnsi="Arial Unicode MS" w:cs="Arial Unicode MS" w:hint="default"/>
@@ -3419,16 +3809,16 @@
         <w:vertAlign w:val="baseline"/>
       </w:rPr>
     </w:lvl>
-    <w:lvl w:ilvl="2">
-      <w:start w:val="1"/>
-      <w:numFmt w:val="bullet"/>
-      <w:lvlText w:val="▪"/>
-      <w:lvlJc w:val="left"/>
-      <w:pPr>
-        <w:tabs>
-          <w:tab w:val="num" w:pos="0"/>
-        </w:tabs>
-        <w:ind w:left="2240" w:firstLine="0"/>
+    <w:lvl w:ilvl="3">
+      <w:start w:val="1"/>
+      <w:numFmt w:val="bullet"/>
+      <w:lvlText w:val="•"/>
+      <w:lvlJc w:val="left"/>
+      <w:pPr>
+        <w:tabs>
+          <w:tab w:val="num" w:pos="0"/>
+        </w:tabs>
+        <w:ind w:left="2960" w:firstLine="0"/>
       </w:pPr>
       <w:rPr>
         <w:rFonts w:ascii="Arial Unicode MS" w:hAnsi="Arial Unicode MS" w:cs="Arial Unicode MS" w:hint="default"/>
@@ -3445,16 +3835,16 @@
         <w:vertAlign w:val="baseline"/>
       </w:rPr>
     </w:lvl>
-    <w:lvl w:ilvl="3">
-      <w:start w:val="1"/>
-      <w:numFmt w:val="bullet"/>
-      <w:lvlText w:val="•"/>
-      <w:lvlJc w:val="left"/>
-      <w:pPr>
-        <w:tabs>
-          <w:tab w:val="num" w:pos="0"/>
-        </w:tabs>
-        <w:ind w:left="2960" w:firstLine="0"/>
+    <w:lvl w:ilvl="4">
+      <w:start w:val="1"/>
+      <w:numFmt w:val="bullet"/>
+      <w:lvlText w:val="o"/>
+      <w:lvlJc w:val="left"/>
+      <w:pPr>
+        <w:tabs>
+          <w:tab w:val="num" w:pos="0"/>
+        </w:tabs>
+        <w:ind w:left="3680" w:firstLine="0"/>
       </w:pPr>
       <w:rPr>
         <w:rFonts w:ascii="Arial Unicode MS" w:hAnsi="Arial Unicode MS" w:cs="Arial Unicode MS" w:hint="default"/>
@@ -3471,16 +3861,16 @@
         <w:vertAlign w:val="baseline"/>
       </w:rPr>
     </w:lvl>
-    <w:lvl w:ilvl="4">
-      <w:start w:val="1"/>
-      <w:numFmt w:val="bullet"/>
-      <w:lvlText w:val="o"/>
-      <w:lvlJc w:val="left"/>
-      <w:pPr>
-        <w:tabs>
-          <w:tab w:val="num" w:pos="0"/>
-        </w:tabs>
-        <w:ind w:left="3680" w:firstLine="0"/>
+    <w:lvl w:ilvl="5">
+      <w:start w:val="1"/>
+      <w:numFmt w:val="bullet"/>
+      <w:lvlText w:val="▪"/>
+      <w:lvlJc w:val="left"/>
+      <w:pPr>
+        <w:tabs>
+          <w:tab w:val="num" w:pos="0"/>
+        </w:tabs>
+        <w:ind w:left="4400" w:firstLine="0"/>
       </w:pPr>
       <w:rPr>
         <w:rFonts w:ascii="Arial Unicode MS" w:hAnsi="Arial Unicode MS" w:cs="Arial Unicode MS" w:hint="default"/>
@@ -3497,16 +3887,16 @@
         <w:vertAlign w:val="baseline"/>
       </w:rPr>
     </w:lvl>
-    <w:lvl w:ilvl="5">
-      <w:start w:val="1"/>
-      <w:numFmt w:val="bullet"/>
-      <w:lvlText w:val="▪"/>
-      <w:lvlJc w:val="left"/>
-      <w:pPr>
-        <w:tabs>
-          <w:tab w:val="num" w:pos="0"/>
-        </w:tabs>
-        <w:ind w:left="4400" w:firstLine="0"/>
+    <w:lvl w:ilvl="6">
+      <w:start w:val="1"/>
+      <w:numFmt w:val="bullet"/>
+      <w:lvlText w:val="•"/>
+      <w:lvlJc w:val="left"/>
+      <w:pPr>
+        <w:tabs>
+          <w:tab w:val="num" w:pos="0"/>
+        </w:tabs>
+        <w:ind w:left="5120" w:firstLine="0"/>
       </w:pPr>
       <w:rPr>
         <w:rFonts w:ascii="Arial Unicode MS" w:hAnsi="Arial Unicode MS" w:cs="Arial Unicode MS" w:hint="default"/>
@@ -3523,16 +3913,16 @@
         <w:vertAlign w:val="baseline"/>
       </w:rPr>
     </w:lvl>
-    <w:lvl w:ilvl="6">
-      <w:start w:val="1"/>
-      <w:numFmt w:val="bullet"/>
-      <w:lvlText w:val="•"/>
-      <w:lvlJc w:val="left"/>
-      <w:pPr>
-        <w:tabs>
-          <w:tab w:val="num" w:pos="0"/>
-        </w:tabs>
-        <w:ind w:left="5120" w:firstLine="0"/>
+    <w:lvl w:ilvl="7">
+      <w:start w:val="1"/>
+      <w:numFmt w:val="bullet"/>
+      <w:lvlText w:val="o"/>
+      <w:lvlJc w:val="left"/>
+      <w:pPr>
+        <w:tabs>
+          <w:tab w:val="num" w:pos="0"/>
+        </w:tabs>
+        <w:ind w:left="5840" w:firstLine="0"/>
       </w:pPr>
       <w:rPr>
         <w:rFonts w:ascii="Arial Unicode MS" w:hAnsi="Arial Unicode MS" w:cs="Arial Unicode MS" w:hint="default"/>
@@ -3549,16 +3939,16 @@
         <w:vertAlign w:val="baseline"/>
       </w:rPr>
     </w:lvl>
-    <w:lvl w:ilvl="7">
-      <w:start w:val="1"/>
-      <w:numFmt w:val="bullet"/>
-      <w:lvlText w:val="o"/>
-      <w:lvlJc w:val="left"/>
-      <w:pPr>
-        <w:tabs>
-          <w:tab w:val="num" w:pos="0"/>
-        </w:tabs>
-        <w:ind w:left="5840" w:firstLine="0"/>
+    <w:lvl w:ilvl="8">
+      <w:start w:val="1"/>
+      <w:numFmt w:val="bullet"/>
+      <w:lvlText w:val="▪"/>
+      <w:lvlJc w:val="left"/>
+      <w:pPr>
+        <w:tabs>
+          <w:tab w:val="num" w:pos="0"/>
+        </w:tabs>
+        <w:ind w:left="6560" w:firstLine="0"/>
       </w:pPr>
       <w:rPr>
         <w:rFonts w:ascii="Arial Unicode MS" w:hAnsi="Arial Unicode MS" w:cs="Arial Unicode MS" w:hint="default"/>
@@ -3575,16 +3965,47 @@
         <w:vertAlign w:val="baseline"/>
       </w:rPr>
     </w:lvl>
-    <w:lvl w:ilvl="8">
-      <w:start w:val="1"/>
-      <w:numFmt w:val="bullet"/>
-      <w:lvlText w:val="▪"/>
-      <w:lvlJc w:val="left"/>
-      <w:pPr>
-        <w:tabs>
-          <w:tab w:val="num" w:pos="0"/>
-        </w:tabs>
-        <w:ind w:left="6560" w:firstLine="0"/>
+  </w:abstractNum>
+  <w:abstractNum w:abstractNumId="3" w15:restartNumberingAfterBreak="0">
+    <w:nsid w:val="3FF1F005"/>
+    <w:multiLevelType w:val="multilevel"/>
+    <w:tmpl w:val="C840CBA8"/>
+    <w:lvl w:ilvl="0">
+      <w:start w:val="1"/>
+      <w:numFmt w:val="bullet"/>
+      <w:lvlText w:val=""/>
+      <w:lvlJc w:val="left"/>
+      <w:pPr>
+        <w:tabs>
+          <w:tab w:val="num" w:pos="0"/>
+        </w:tabs>
+        <w:ind w:left="550" w:firstLine="0"/>
+      </w:pPr>
+      <w:rPr>
+        <w:rFonts w:ascii="Symbol" w:hAnsi="Symbol" w:hint="default"/>
+        <w:b w:val="0"/>
+        <w:i w:val="0"/>
+        <w:strike w:val="0"/>
+        <w:dstrike w:val="0"/>
+        <w:color w:val="000000"/>
+        <w:position w:val="0"/>
+        <w:sz w:val="20"/>
+        <w:szCs w:val="20"/>
+        <w:u w:val="none" w:color="000000"/>
+        <w:shd w:val="clear" w:color="auto" w:fill="auto"/>
+        <w:vertAlign w:val="baseline"/>
+      </w:rPr>
+    </w:lvl>
+    <w:lvl w:ilvl="1">
+      <w:start w:val="1"/>
+      <w:numFmt w:val="bullet"/>
+      <w:lvlText w:val="o"/>
+      <w:lvlJc w:val="left"/>
+      <w:pPr>
+        <w:tabs>
+          <w:tab w:val="num" w:pos="0"/>
+        </w:tabs>
+        <w:ind w:left="1520" w:firstLine="0"/>
       </w:pPr>
       <w:rPr>
         <w:rFonts w:ascii="Arial Unicode MS" w:hAnsi="Arial Unicode MS" w:cs="Arial Unicode MS" w:hint="default"/>
@@ -3601,134 +4022,16 @@
         <w:vertAlign w:val="baseline"/>
       </w:rPr>
     </w:lvl>
-  </w:abstractNum>
-  <w:abstractNum w:abstractNumId="3" w15:restartNumberingAfterBreak="0">
-    <w:nsid w:val="44F22C73"/>
-    <w:multiLevelType w:val="hybridMultilevel"/>
-    <w:tmpl w:val="FC26E8CA"/>
-    <w:lvl w:ilvl="0" w:tplc="40090001">
-      <w:start w:val="1"/>
-      <w:numFmt w:val="bullet"/>
-      <w:lvlText w:val=""/>
-      <w:lvlJc w:val="left"/>
-      <w:pPr>
-        <w:ind w:left="720" w:hanging="360"/>
-      </w:pPr>
-      <w:rPr>
-        <w:rFonts w:ascii="Symbol" w:hAnsi="Symbol" w:hint="default"/>
-      </w:rPr>
-    </w:lvl>
-    <w:lvl w:ilvl="1" w:tplc="40090003" w:tentative="1">
-      <w:start w:val="1"/>
-      <w:numFmt w:val="bullet"/>
-      <w:lvlText w:val="o"/>
-      <w:lvlJc w:val="left"/>
-      <w:pPr>
-        <w:ind w:left="1440" w:hanging="360"/>
-      </w:pPr>
-      <w:rPr>
-        <w:rFonts w:ascii="Courier New" w:hAnsi="Courier New" w:cs="Courier New" w:hint="default"/>
-      </w:rPr>
-    </w:lvl>
-    <w:lvl w:ilvl="2" w:tplc="40090005" w:tentative="1">
-      <w:start w:val="1"/>
-      <w:numFmt w:val="bullet"/>
-      <w:lvlText w:val=""/>
-      <w:lvlJc w:val="left"/>
-      <w:pPr>
-        <w:ind w:left="2160" w:hanging="360"/>
-      </w:pPr>
-      <w:rPr>
-        <w:rFonts w:ascii="Wingdings" w:hAnsi="Wingdings" w:hint="default"/>
-      </w:rPr>
-    </w:lvl>
-    <w:lvl w:ilvl="3" w:tplc="40090001" w:tentative="1">
-      <w:start w:val="1"/>
-      <w:numFmt w:val="bullet"/>
-      <w:lvlText w:val=""/>
-      <w:lvlJc w:val="left"/>
-      <w:pPr>
-        <w:ind w:left="2880" w:hanging="360"/>
-      </w:pPr>
-      <w:rPr>
-        <w:rFonts w:ascii="Symbol" w:hAnsi="Symbol" w:hint="default"/>
-      </w:rPr>
-    </w:lvl>
-    <w:lvl w:ilvl="4" w:tplc="40090003" w:tentative="1">
-      <w:start w:val="1"/>
-      <w:numFmt w:val="bullet"/>
-      <w:lvlText w:val="o"/>
-      <w:lvlJc w:val="left"/>
-      <w:pPr>
-        <w:ind w:left="3600" w:hanging="360"/>
-      </w:pPr>
-      <w:rPr>
-        <w:rFonts w:ascii="Courier New" w:hAnsi="Courier New" w:cs="Courier New" w:hint="default"/>
-      </w:rPr>
-    </w:lvl>
-    <w:lvl w:ilvl="5" w:tplc="40090005" w:tentative="1">
-      <w:start w:val="1"/>
-      <w:numFmt w:val="bullet"/>
-      <w:lvlText w:val=""/>
-      <w:lvlJc w:val="left"/>
-      <w:pPr>
-        <w:ind w:left="4320" w:hanging="360"/>
-      </w:pPr>
-      <w:rPr>
-        <w:rFonts w:ascii="Wingdings" w:hAnsi="Wingdings" w:hint="default"/>
-      </w:rPr>
-    </w:lvl>
-    <w:lvl w:ilvl="6" w:tplc="40090001" w:tentative="1">
-      <w:start w:val="1"/>
-      <w:numFmt w:val="bullet"/>
-      <w:lvlText w:val=""/>
-      <w:lvlJc w:val="left"/>
-      <w:pPr>
-        <w:ind w:left="5040" w:hanging="360"/>
-      </w:pPr>
-      <w:rPr>
-        <w:rFonts w:ascii="Symbol" w:hAnsi="Symbol" w:hint="default"/>
-      </w:rPr>
-    </w:lvl>
-    <w:lvl w:ilvl="7" w:tplc="40090003" w:tentative="1">
-      <w:start w:val="1"/>
-      <w:numFmt w:val="bullet"/>
-      <w:lvlText w:val="o"/>
-      <w:lvlJc w:val="left"/>
-      <w:pPr>
-        <w:ind w:left="5760" w:hanging="360"/>
-      </w:pPr>
-      <w:rPr>
-        <w:rFonts w:ascii="Courier New" w:hAnsi="Courier New" w:cs="Courier New" w:hint="default"/>
-      </w:rPr>
-    </w:lvl>
-    <w:lvl w:ilvl="8" w:tplc="40090005" w:tentative="1">
-      <w:start w:val="1"/>
-      <w:numFmt w:val="bullet"/>
-      <w:lvlText w:val=""/>
-      <w:lvlJc w:val="left"/>
-      <w:pPr>
-        <w:ind w:left="6480" w:hanging="360"/>
-      </w:pPr>
-      <w:rPr>
-        <w:rFonts w:ascii="Wingdings" w:hAnsi="Wingdings" w:hint="default"/>
-      </w:rPr>
-    </w:lvl>
-  </w:abstractNum>
-  <w:abstractNum w:abstractNumId="4" w15:restartNumberingAfterBreak="0">
-    <w:nsid w:val="4A347594"/>
-    <w:multiLevelType w:val="multilevel"/>
-    <w:tmpl w:val="D882B55E"/>
-    <w:lvl w:ilvl="0">
-      <w:start w:val="1"/>
-      <w:numFmt w:val="bullet"/>
-      <w:lvlText w:val="•"/>
-      <w:lvlJc w:val="left"/>
-      <w:pPr>
-        <w:tabs>
-          <w:tab w:val="num" w:pos="0"/>
-        </w:tabs>
-        <w:ind w:left="550" w:firstLine="0"/>
+    <w:lvl w:ilvl="2">
+      <w:start w:val="1"/>
+      <w:numFmt w:val="bullet"/>
+      <w:lvlText w:val="▪"/>
+      <w:lvlJc w:val="left"/>
+      <w:pPr>
+        <w:tabs>
+          <w:tab w:val="num" w:pos="0"/>
+        </w:tabs>
+        <w:ind w:left="2240" w:firstLine="0"/>
       </w:pPr>
       <w:rPr>
         <w:rFonts w:ascii="Arial Unicode MS" w:hAnsi="Arial Unicode MS" w:cs="Arial Unicode MS" w:hint="default"/>
@@ -3745,28 +4048,16 @@
         <w:vertAlign w:val="baseline"/>
       </w:rPr>
     </w:lvl>
-    <w:lvl w:ilvl="1">
-      <w:start w:val="1"/>
-      <w:numFmt w:val="bullet"/>
-      <w:lvlText w:val=""/>
-      <w:lvlJc w:val="left"/>
-      <w:pPr>
-        <w:ind w:left="1880" w:hanging="360"/>
-      </w:pPr>
-      <w:rPr>
-        <w:rFonts w:ascii="Wingdings" w:hAnsi="Wingdings" w:hint="default"/>
-      </w:rPr>
-    </w:lvl>
-    <w:lvl w:ilvl="2">
-      <w:start w:val="1"/>
-      <w:numFmt w:val="bullet"/>
-      <w:lvlText w:val="▪"/>
-      <w:lvlJc w:val="left"/>
-      <w:pPr>
-        <w:tabs>
-          <w:tab w:val="num" w:pos="0"/>
-        </w:tabs>
-        <w:ind w:left="2240" w:firstLine="0"/>
+    <w:lvl w:ilvl="3">
+      <w:start w:val="1"/>
+      <w:numFmt w:val="bullet"/>
+      <w:lvlText w:val="•"/>
+      <w:lvlJc w:val="left"/>
+      <w:pPr>
+        <w:tabs>
+          <w:tab w:val="num" w:pos="0"/>
+        </w:tabs>
+        <w:ind w:left="2960" w:firstLine="0"/>
       </w:pPr>
       <w:rPr>
         <w:rFonts w:ascii="Arial Unicode MS" w:hAnsi="Arial Unicode MS" w:cs="Arial Unicode MS" w:hint="default"/>
@@ -3783,16 +4074,16 @@
         <w:vertAlign w:val="baseline"/>
       </w:rPr>
     </w:lvl>
-    <w:lvl w:ilvl="3">
-      <w:start w:val="1"/>
-      <w:numFmt w:val="bullet"/>
-      <w:lvlText w:val="•"/>
-      <w:lvlJc w:val="left"/>
-      <w:pPr>
-        <w:tabs>
-          <w:tab w:val="num" w:pos="0"/>
-        </w:tabs>
-        <w:ind w:left="2960" w:firstLine="0"/>
+    <w:lvl w:ilvl="4">
+      <w:start w:val="1"/>
+      <w:numFmt w:val="bullet"/>
+      <w:lvlText w:val="o"/>
+      <w:lvlJc w:val="left"/>
+      <w:pPr>
+        <w:tabs>
+          <w:tab w:val="num" w:pos="0"/>
+        </w:tabs>
+        <w:ind w:left="3680" w:firstLine="0"/>
       </w:pPr>
       <w:rPr>
         <w:rFonts w:ascii="Arial Unicode MS" w:hAnsi="Arial Unicode MS" w:cs="Arial Unicode MS" w:hint="default"/>
@@ -3809,16 +4100,16 @@
         <w:vertAlign w:val="baseline"/>
       </w:rPr>
     </w:lvl>
-    <w:lvl w:ilvl="4">
-      <w:start w:val="1"/>
-      <w:numFmt w:val="bullet"/>
-      <w:lvlText w:val="o"/>
-      <w:lvlJc w:val="left"/>
-      <w:pPr>
-        <w:tabs>
-          <w:tab w:val="num" w:pos="0"/>
-        </w:tabs>
-        <w:ind w:left="3680" w:firstLine="0"/>
+    <w:lvl w:ilvl="5">
+      <w:start w:val="1"/>
+      <w:numFmt w:val="bullet"/>
+      <w:lvlText w:val="▪"/>
+      <w:lvlJc w:val="left"/>
+      <w:pPr>
+        <w:tabs>
+          <w:tab w:val="num" w:pos="0"/>
+        </w:tabs>
+        <w:ind w:left="4400" w:firstLine="0"/>
       </w:pPr>
       <w:rPr>
         <w:rFonts w:ascii="Arial Unicode MS" w:hAnsi="Arial Unicode MS" w:cs="Arial Unicode MS" w:hint="default"/>
@@ -3835,16 +4126,16 @@
         <w:vertAlign w:val="baseline"/>
       </w:rPr>
     </w:lvl>
-    <w:lvl w:ilvl="5">
-      <w:start w:val="1"/>
-      <w:numFmt w:val="bullet"/>
-      <w:lvlText w:val="▪"/>
-      <w:lvlJc w:val="left"/>
-      <w:pPr>
-        <w:tabs>
-          <w:tab w:val="num" w:pos="0"/>
-        </w:tabs>
-        <w:ind w:left="4400" w:firstLine="0"/>
+    <w:lvl w:ilvl="6">
+      <w:start w:val="1"/>
+      <w:numFmt w:val="bullet"/>
+      <w:lvlText w:val="•"/>
+      <w:lvlJc w:val="left"/>
+      <w:pPr>
+        <w:tabs>
+          <w:tab w:val="num" w:pos="0"/>
+        </w:tabs>
+        <w:ind w:left="5120" w:firstLine="0"/>
       </w:pPr>
       <w:rPr>
         <w:rFonts w:ascii="Arial Unicode MS" w:hAnsi="Arial Unicode MS" w:cs="Arial Unicode MS" w:hint="default"/>
@@ -3861,16 +4152,16 @@
         <w:vertAlign w:val="baseline"/>
       </w:rPr>
     </w:lvl>
-    <w:lvl w:ilvl="6">
-      <w:start w:val="1"/>
-      <w:numFmt w:val="bullet"/>
-      <w:lvlText w:val="•"/>
-      <w:lvlJc w:val="left"/>
-      <w:pPr>
-        <w:tabs>
-          <w:tab w:val="num" w:pos="0"/>
-        </w:tabs>
-        <w:ind w:left="5120" w:firstLine="0"/>
+    <w:lvl w:ilvl="7">
+      <w:start w:val="1"/>
+      <w:numFmt w:val="bullet"/>
+      <w:lvlText w:val="o"/>
+      <w:lvlJc w:val="left"/>
+      <w:pPr>
+        <w:tabs>
+          <w:tab w:val="num" w:pos="0"/>
+        </w:tabs>
+        <w:ind w:left="5840" w:firstLine="0"/>
       </w:pPr>
       <w:rPr>
         <w:rFonts w:ascii="Arial Unicode MS" w:hAnsi="Arial Unicode MS" w:cs="Arial Unicode MS" w:hint="default"/>
@@ -3887,16 +4178,16 @@
         <w:vertAlign w:val="baseline"/>
       </w:rPr>
     </w:lvl>
-    <w:lvl w:ilvl="7">
-      <w:start w:val="1"/>
-      <w:numFmt w:val="bullet"/>
-      <w:lvlText w:val="o"/>
-      <w:lvlJc w:val="left"/>
-      <w:pPr>
-        <w:tabs>
-          <w:tab w:val="num" w:pos="0"/>
-        </w:tabs>
-        <w:ind w:left="5840" w:firstLine="0"/>
+    <w:lvl w:ilvl="8">
+      <w:start w:val="1"/>
+      <w:numFmt w:val="bullet"/>
+      <w:lvlText w:val="▪"/>
+      <w:lvlJc w:val="left"/>
+      <w:pPr>
+        <w:tabs>
+          <w:tab w:val="num" w:pos="0"/>
+        </w:tabs>
+        <w:ind w:left="6560" w:firstLine="0"/>
       </w:pPr>
       <w:rPr>
         <w:rFonts w:ascii="Arial Unicode MS" w:hAnsi="Arial Unicode MS" w:cs="Arial Unicode MS" w:hint="default"/>
@@ -3913,7 +4204,163 @@
         <w:vertAlign w:val="baseline"/>
       </w:rPr>
     </w:lvl>
-    <w:lvl w:ilvl="8">
+  </w:abstractNum>
+  <w:abstractNum w:abstractNumId="4" w15:restartNumberingAfterBreak="0">
+    <w:nsid w:val="44F22C73"/>
+    <w:multiLevelType w:val="hybridMultilevel"/>
+    <w:tmpl w:val="FC26E8CA"/>
+    <w:lvl w:ilvl="0" w:tplc="40090001">
+      <w:start w:val="1"/>
+      <w:numFmt w:val="bullet"/>
+      <w:lvlText w:val=""/>
+      <w:lvlJc w:val="left"/>
+      <w:pPr>
+        <w:ind w:left="720" w:hanging="360"/>
+      </w:pPr>
+      <w:rPr>
+        <w:rFonts w:ascii="Symbol" w:hAnsi="Symbol" w:hint="default"/>
+      </w:rPr>
+    </w:lvl>
+    <w:lvl w:ilvl="1" w:tplc="40090003" w:tentative="1">
+      <w:start w:val="1"/>
+      <w:numFmt w:val="bullet"/>
+      <w:lvlText w:val="o"/>
+      <w:lvlJc w:val="left"/>
+      <w:pPr>
+        <w:ind w:left="1440" w:hanging="360"/>
+      </w:pPr>
+      <w:rPr>
+        <w:rFonts w:ascii="Courier New" w:hAnsi="Courier New" w:cs="Courier New" w:hint="default"/>
+      </w:rPr>
+    </w:lvl>
+    <w:lvl w:ilvl="2" w:tplc="40090005" w:tentative="1">
+      <w:start w:val="1"/>
+      <w:numFmt w:val="bullet"/>
+      <w:lvlText w:val=""/>
+      <w:lvlJc w:val="left"/>
+      <w:pPr>
+        <w:ind w:left="2160" w:hanging="360"/>
+      </w:pPr>
+      <w:rPr>
+        <w:rFonts w:ascii="Wingdings" w:hAnsi="Wingdings" w:hint="default"/>
+      </w:rPr>
+    </w:lvl>
+    <w:lvl w:ilvl="3" w:tplc="40090001" w:tentative="1">
+      <w:start w:val="1"/>
+      <w:numFmt w:val="bullet"/>
+      <w:lvlText w:val=""/>
+      <w:lvlJc w:val="left"/>
+      <w:pPr>
+        <w:ind w:left="2880" w:hanging="360"/>
+      </w:pPr>
+      <w:rPr>
+        <w:rFonts w:ascii="Symbol" w:hAnsi="Symbol" w:hint="default"/>
+      </w:rPr>
+    </w:lvl>
+    <w:lvl w:ilvl="4" w:tplc="40090003" w:tentative="1">
+      <w:start w:val="1"/>
+      <w:numFmt w:val="bullet"/>
+      <w:lvlText w:val="o"/>
+      <w:lvlJc w:val="left"/>
+      <w:pPr>
+        <w:ind w:left="3600" w:hanging="360"/>
+      </w:pPr>
+      <w:rPr>
+        <w:rFonts w:ascii="Courier New" w:hAnsi="Courier New" w:cs="Courier New" w:hint="default"/>
+      </w:rPr>
+    </w:lvl>
+    <w:lvl w:ilvl="5" w:tplc="40090005" w:tentative="1">
+      <w:start w:val="1"/>
+      <w:numFmt w:val="bullet"/>
+      <w:lvlText w:val=""/>
+      <w:lvlJc w:val="left"/>
+      <w:pPr>
+        <w:ind w:left="4320" w:hanging="360"/>
+      </w:pPr>
+      <w:rPr>
+        <w:rFonts w:ascii="Wingdings" w:hAnsi="Wingdings" w:hint="default"/>
+      </w:rPr>
+    </w:lvl>
+    <w:lvl w:ilvl="6" w:tplc="40090001" w:tentative="1">
+      <w:start w:val="1"/>
+      <w:numFmt w:val="bullet"/>
+      <w:lvlText w:val=""/>
+      <w:lvlJc w:val="left"/>
+      <w:pPr>
+        <w:ind w:left="5040" w:hanging="360"/>
+      </w:pPr>
+      <w:rPr>
+        <w:rFonts w:ascii="Symbol" w:hAnsi="Symbol" w:hint="default"/>
+      </w:rPr>
+    </w:lvl>
+    <w:lvl w:ilvl="7" w:tplc="40090003" w:tentative="1">
+      <w:start w:val="1"/>
+      <w:numFmt w:val="bullet"/>
+      <w:lvlText w:val="o"/>
+      <w:lvlJc w:val="left"/>
+      <w:pPr>
+        <w:ind w:left="5760" w:hanging="360"/>
+      </w:pPr>
+      <w:rPr>
+        <w:rFonts w:ascii="Courier New" w:hAnsi="Courier New" w:cs="Courier New" w:hint="default"/>
+      </w:rPr>
+    </w:lvl>
+    <w:lvl w:ilvl="8" w:tplc="40090005" w:tentative="1">
+      <w:start w:val="1"/>
+      <w:numFmt w:val="bullet"/>
+      <w:lvlText w:val=""/>
+      <w:lvlJc w:val="left"/>
+      <w:pPr>
+        <w:ind w:left="6480" w:hanging="360"/>
+      </w:pPr>
+      <w:rPr>
+        <w:rFonts w:ascii="Wingdings" w:hAnsi="Wingdings" w:hint="default"/>
+      </w:rPr>
+    </w:lvl>
+  </w:abstractNum>
+  <w:abstractNum w:abstractNumId="5" w15:restartNumberingAfterBreak="0">
+    <w:nsid w:val="4A347594"/>
+    <w:multiLevelType w:val="multilevel"/>
+    <w:tmpl w:val="263E618A"/>
+    <w:lvl w:ilvl="0">
+      <w:start w:val="1"/>
+      <w:numFmt w:val="bullet"/>
+      <w:lvlText w:val=""/>
+      <w:lvlJc w:val="left"/>
+      <w:pPr>
+        <w:tabs>
+          <w:tab w:val="num" w:pos="0"/>
+        </w:tabs>
+        <w:ind w:left="550" w:firstLine="0"/>
+      </w:pPr>
+      <w:rPr>
+        <w:rFonts w:ascii="Symbol" w:hAnsi="Symbol" w:hint="default"/>
+        <w:b w:val="0"/>
+        <w:i w:val="0"/>
+        <w:strike w:val="0"/>
+        <w:dstrike w:val="0"/>
+        <w:color w:val="000000"/>
+        <w:position w:val="0"/>
+        <w:sz w:val="16"/>
+        <w:szCs w:val="16"/>
+        <w:u w:val="none" w:color="000000"/>
+        <w:shd w:val="clear" w:color="auto" w:fill="auto"/>
+        <w:vertAlign w:val="baseline"/>
+      </w:rPr>
+    </w:lvl>
+    <w:lvl w:ilvl="1">
+      <w:start w:val="1"/>
+      <w:numFmt w:val="bullet"/>
+      <w:lvlText w:val=""/>
+      <w:lvlJc w:val="left"/>
+      <w:pPr>
+        <w:ind w:left="1880" w:hanging="360"/>
+      </w:pPr>
+      <w:rPr>
+        <w:rFonts w:ascii="Wingdings" w:hAnsi="Wingdings" w:hint="default"/>
+      </w:rPr>
+    </w:lvl>
+    <w:lvl w:ilvl="2">
       <w:start w:val="1"/>
       <w:numFmt w:val="bullet"/>
       <w:lvlText w:val="▪"/>
@@ -3922,7 +4369,7 @@
         <w:tabs>
           <w:tab w:val="num" w:pos="0"/>
         </w:tabs>
-        <w:ind w:left="6560" w:firstLine="0"/>
+        <w:ind w:left="2240" w:firstLine="0"/>
       </w:pPr>
       <w:rPr>
         <w:rFonts w:ascii="Arial Unicode MS" w:hAnsi="Arial Unicode MS" w:cs="Arial Unicode MS" w:hint="default"/>
@@ -3939,12 +4386,7 @@
         <w:vertAlign w:val="baseline"/>
       </w:rPr>
     </w:lvl>
-  </w:abstractNum>
-  <w:abstractNum w:abstractNumId="5" w15:restartNumberingAfterBreak="0">
-    <w:nsid w:val="50BF5286"/>
-    <w:multiLevelType w:val="multilevel"/>
-    <w:tmpl w:val="D0F263BC"/>
-    <w:lvl w:ilvl="0">
+    <w:lvl w:ilvl="3">
       <w:start w:val="1"/>
       <w:numFmt w:val="bullet"/>
       <w:lvlText w:val="•"/>
@@ -3953,7 +4395,7 @@
         <w:tabs>
           <w:tab w:val="num" w:pos="0"/>
         </w:tabs>
-        <w:ind w:left="550" w:firstLine="0"/>
+        <w:ind w:left="2960" w:firstLine="0"/>
       </w:pPr>
       <w:rPr>
         <w:rFonts w:ascii="Arial Unicode MS" w:hAnsi="Arial Unicode MS" w:cs="Arial Unicode MS" w:hint="default"/>
@@ -3970,7 +4412,7 @@
         <w:vertAlign w:val="baseline"/>
       </w:rPr>
     </w:lvl>
-    <w:lvl w:ilvl="1">
+    <w:lvl w:ilvl="4">
       <w:start w:val="1"/>
       <w:numFmt w:val="bullet"/>
       <w:lvlText w:val="o"/>
@@ -3979,7 +4421,7 @@
         <w:tabs>
           <w:tab w:val="num" w:pos="0"/>
         </w:tabs>
-        <w:ind w:left="1520" w:firstLine="0"/>
+        <w:ind w:left="3680" w:firstLine="0"/>
       </w:pPr>
       <w:rPr>
         <w:rFonts w:ascii="Arial Unicode MS" w:hAnsi="Arial Unicode MS" w:cs="Arial Unicode MS" w:hint="default"/>
@@ -3996,7 +4438,7 @@
         <w:vertAlign w:val="baseline"/>
       </w:rPr>
     </w:lvl>
-    <w:lvl w:ilvl="2">
+    <w:lvl w:ilvl="5">
       <w:start w:val="1"/>
       <w:numFmt w:val="bullet"/>
       <w:lvlText w:val="▪"/>
@@ -4005,7 +4447,7 @@
         <w:tabs>
           <w:tab w:val="num" w:pos="0"/>
         </w:tabs>
-        <w:ind w:left="2240" w:firstLine="0"/>
+        <w:ind w:left="4400" w:firstLine="0"/>
       </w:pPr>
       <w:rPr>
         <w:rFonts w:ascii="Arial Unicode MS" w:hAnsi="Arial Unicode MS" w:cs="Arial Unicode MS" w:hint="default"/>
@@ -4022,7 +4464,7 @@
         <w:vertAlign w:val="baseline"/>
       </w:rPr>
     </w:lvl>
-    <w:lvl w:ilvl="3">
+    <w:lvl w:ilvl="6">
       <w:start w:val="1"/>
       <w:numFmt w:val="bullet"/>
       <w:lvlText w:val="•"/>
@@ -4031,7 +4473,7 @@
         <w:tabs>
           <w:tab w:val="num" w:pos="0"/>
         </w:tabs>
-        <w:ind w:left="2960" w:firstLine="0"/>
+        <w:ind w:left="5120" w:firstLine="0"/>
       </w:pPr>
       <w:rPr>
         <w:rFonts w:ascii="Arial Unicode MS" w:hAnsi="Arial Unicode MS" w:cs="Arial Unicode MS" w:hint="default"/>
@@ -4048,7 +4490,7 @@
         <w:vertAlign w:val="baseline"/>
       </w:rPr>
     </w:lvl>
-    <w:lvl w:ilvl="4">
+    <w:lvl w:ilvl="7">
       <w:start w:val="1"/>
       <w:numFmt w:val="bullet"/>
       <w:lvlText w:val="o"/>
@@ -4057,7 +4499,7 @@
         <w:tabs>
           <w:tab w:val="num" w:pos="0"/>
         </w:tabs>
-        <w:ind w:left="3680" w:firstLine="0"/>
+        <w:ind w:left="5840" w:firstLine="0"/>
       </w:pPr>
       <w:rPr>
         <w:rFonts w:ascii="Arial Unicode MS" w:hAnsi="Arial Unicode MS" w:cs="Arial Unicode MS" w:hint="default"/>
@@ -4074,7 +4516,7 @@
         <w:vertAlign w:val="baseline"/>
       </w:rPr>
     </w:lvl>
-    <w:lvl w:ilvl="5">
+    <w:lvl w:ilvl="8">
       <w:start w:val="1"/>
       <w:numFmt w:val="bullet"/>
       <w:lvlText w:val="▪"/>
@@ -4083,7 +4525,7 @@
         <w:tabs>
           <w:tab w:val="num" w:pos="0"/>
         </w:tabs>
-        <w:ind w:left="4400" w:firstLine="0"/>
+        <w:ind w:left="6560" w:firstLine="0"/>
       </w:pPr>
       <w:rPr>
         <w:rFonts w:ascii="Arial Unicode MS" w:hAnsi="Arial Unicode MS" w:cs="Arial Unicode MS" w:hint="default"/>
@@ -4100,16 +4542,47 @@
         <w:vertAlign w:val="baseline"/>
       </w:rPr>
     </w:lvl>
-    <w:lvl w:ilvl="6">
-      <w:start w:val="1"/>
-      <w:numFmt w:val="bullet"/>
-      <w:lvlText w:val="•"/>
-      <w:lvlJc w:val="left"/>
-      <w:pPr>
-        <w:tabs>
-          <w:tab w:val="num" w:pos="0"/>
-        </w:tabs>
-        <w:ind w:left="5120" w:firstLine="0"/>
+  </w:abstractNum>
+  <w:abstractNum w:abstractNumId="6" w15:restartNumberingAfterBreak="0">
+    <w:nsid w:val="50BF5286"/>
+    <w:multiLevelType w:val="multilevel"/>
+    <w:tmpl w:val="A1DE5768"/>
+    <w:lvl w:ilvl="0">
+      <w:start w:val="1"/>
+      <w:numFmt w:val="bullet"/>
+      <w:lvlText w:val=""/>
+      <w:lvlJc w:val="left"/>
+      <w:pPr>
+        <w:tabs>
+          <w:tab w:val="num" w:pos="0"/>
+        </w:tabs>
+        <w:ind w:left="550" w:firstLine="0"/>
+      </w:pPr>
+      <w:rPr>
+        <w:rFonts w:ascii="Symbol" w:hAnsi="Symbol" w:hint="default"/>
+        <w:b w:val="0"/>
+        <w:i w:val="0"/>
+        <w:strike w:val="0"/>
+        <w:dstrike w:val="0"/>
+        <w:color w:val="000000"/>
+        <w:position w:val="0"/>
+        <w:sz w:val="16"/>
+        <w:szCs w:val="16"/>
+        <w:u w:val="none" w:color="000000"/>
+        <w:shd w:val="clear" w:color="auto" w:fill="auto"/>
+        <w:vertAlign w:val="baseline"/>
+      </w:rPr>
+    </w:lvl>
+    <w:lvl w:ilvl="1">
+      <w:start w:val="1"/>
+      <w:numFmt w:val="bullet"/>
+      <w:lvlText w:val="o"/>
+      <w:lvlJc w:val="left"/>
+      <w:pPr>
+        <w:tabs>
+          <w:tab w:val="num" w:pos="0"/>
+        </w:tabs>
+        <w:ind w:left="1520" w:firstLine="0"/>
       </w:pPr>
       <w:rPr>
         <w:rFonts w:ascii="Arial Unicode MS" w:hAnsi="Arial Unicode MS" w:cs="Arial Unicode MS" w:hint="default"/>
@@ -4126,16 +4599,16 @@
         <w:vertAlign w:val="baseline"/>
       </w:rPr>
     </w:lvl>
-    <w:lvl w:ilvl="7">
-      <w:start w:val="1"/>
-      <w:numFmt w:val="bullet"/>
-      <w:lvlText w:val="o"/>
-      <w:lvlJc w:val="left"/>
-      <w:pPr>
-        <w:tabs>
-          <w:tab w:val="num" w:pos="0"/>
-        </w:tabs>
-        <w:ind w:left="5840" w:firstLine="0"/>
+    <w:lvl w:ilvl="2">
+      <w:start w:val="1"/>
+      <w:numFmt w:val="bullet"/>
+      <w:lvlText w:val="▪"/>
+      <w:lvlJc w:val="left"/>
+      <w:pPr>
+        <w:tabs>
+          <w:tab w:val="num" w:pos="0"/>
+        </w:tabs>
+        <w:ind w:left="2240" w:firstLine="0"/>
       </w:pPr>
       <w:rPr>
         <w:rFonts w:ascii="Arial Unicode MS" w:hAnsi="Arial Unicode MS" w:cs="Arial Unicode MS" w:hint="default"/>
@@ -4152,16 +4625,16 @@
         <w:vertAlign w:val="baseline"/>
       </w:rPr>
     </w:lvl>
-    <w:lvl w:ilvl="8">
-      <w:start w:val="1"/>
-      <w:numFmt w:val="bullet"/>
-      <w:lvlText w:val="▪"/>
-      <w:lvlJc w:val="left"/>
-      <w:pPr>
-        <w:tabs>
-          <w:tab w:val="num" w:pos="0"/>
-        </w:tabs>
-        <w:ind w:left="6560" w:firstLine="0"/>
+    <w:lvl w:ilvl="3">
+      <w:start w:val="1"/>
+      <w:numFmt w:val="bullet"/>
+      <w:lvlText w:val="•"/>
+      <w:lvlJc w:val="left"/>
+      <w:pPr>
+        <w:tabs>
+          <w:tab w:val="num" w:pos="0"/>
+        </w:tabs>
+        <w:ind w:left="2960" w:firstLine="0"/>
       </w:pPr>
       <w:rPr>
         <w:rFonts w:ascii="Arial Unicode MS" w:hAnsi="Arial Unicode MS" w:cs="Arial Unicode MS" w:hint="default"/>
@@ -4178,11 +4651,141 @@
         <w:vertAlign w:val="baseline"/>
       </w:rPr>
     </w:lvl>
+    <w:lvl w:ilvl="4">
+      <w:start w:val="1"/>
+      <w:numFmt w:val="bullet"/>
+      <w:lvlText w:val="o"/>
+      <w:lvlJc w:val="left"/>
+      <w:pPr>
+        <w:tabs>
+          <w:tab w:val="num" w:pos="0"/>
+        </w:tabs>
+        <w:ind w:left="3680" w:firstLine="0"/>
+      </w:pPr>
+      <w:rPr>
+        <w:rFonts w:ascii="Arial Unicode MS" w:hAnsi="Arial Unicode MS" w:cs="Arial Unicode MS" w:hint="default"/>
+        <w:b w:val="0"/>
+        <w:i w:val="0"/>
+        <w:strike w:val="0"/>
+        <w:dstrike w:val="0"/>
+        <w:color w:val="000000"/>
+        <w:position w:val="0"/>
+        <w:sz w:val="20"/>
+        <w:szCs w:val="20"/>
+        <w:u w:val="none" w:color="000000"/>
+        <w:shd w:val="clear" w:color="auto" w:fill="auto"/>
+        <w:vertAlign w:val="baseline"/>
+      </w:rPr>
+    </w:lvl>
+    <w:lvl w:ilvl="5">
+      <w:start w:val="1"/>
+      <w:numFmt w:val="bullet"/>
+      <w:lvlText w:val="▪"/>
+      <w:lvlJc w:val="left"/>
+      <w:pPr>
+        <w:tabs>
+          <w:tab w:val="num" w:pos="0"/>
+        </w:tabs>
+        <w:ind w:left="4400" w:firstLine="0"/>
+      </w:pPr>
+      <w:rPr>
+        <w:rFonts w:ascii="Arial Unicode MS" w:hAnsi="Arial Unicode MS" w:cs="Arial Unicode MS" w:hint="default"/>
+        <w:b w:val="0"/>
+        <w:i w:val="0"/>
+        <w:strike w:val="0"/>
+        <w:dstrike w:val="0"/>
+        <w:color w:val="000000"/>
+        <w:position w:val="0"/>
+        <w:sz w:val="20"/>
+        <w:szCs w:val="20"/>
+        <w:u w:val="none" w:color="000000"/>
+        <w:shd w:val="clear" w:color="auto" w:fill="auto"/>
+        <w:vertAlign w:val="baseline"/>
+      </w:rPr>
+    </w:lvl>
+    <w:lvl w:ilvl="6">
+      <w:start w:val="1"/>
+      <w:numFmt w:val="bullet"/>
+      <w:lvlText w:val="•"/>
+      <w:lvlJc w:val="left"/>
+      <w:pPr>
+        <w:tabs>
+          <w:tab w:val="num" w:pos="0"/>
+        </w:tabs>
+        <w:ind w:left="5120" w:firstLine="0"/>
+      </w:pPr>
+      <w:rPr>
+        <w:rFonts w:ascii="Arial Unicode MS" w:hAnsi="Arial Unicode MS" w:cs="Arial Unicode MS" w:hint="default"/>
+        <w:b w:val="0"/>
+        <w:i w:val="0"/>
+        <w:strike w:val="0"/>
+        <w:dstrike w:val="0"/>
+        <w:color w:val="000000"/>
+        <w:position w:val="0"/>
+        <w:sz w:val="20"/>
+        <w:szCs w:val="20"/>
+        <w:u w:val="none" w:color="000000"/>
+        <w:shd w:val="clear" w:color="auto" w:fill="auto"/>
+        <w:vertAlign w:val="baseline"/>
+      </w:rPr>
+    </w:lvl>
+    <w:lvl w:ilvl="7">
+      <w:start w:val="1"/>
+      <w:numFmt w:val="bullet"/>
+      <w:lvlText w:val="o"/>
+      <w:lvlJc w:val="left"/>
+      <w:pPr>
+        <w:tabs>
+          <w:tab w:val="num" w:pos="0"/>
+        </w:tabs>
+        <w:ind w:left="5840" w:firstLine="0"/>
+      </w:pPr>
+      <w:rPr>
+        <w:rFonts w:ascii="Arial Unicode MS" w:hAnsi="Arial Unicode MS" w:cs="Arial Unicode MS" w:hint="default"/>
+        <w:b w:val="0"/>
+        <w:i w:val="0"/>
+        <w:strike w:val="0"/>
+        <w:dstrike w:val="0"/>
+        <w:color w:val="000000"/>
+        <w:position w:val="0"/>
+        <w:sz w:val="20"/>
+        <w:szCs w:val="20"/>
+        <w:u w:val="none" w:color="000000"/>
+        <w:shd w:val="clear" w:color="auto" w:fill="auto"/>
+        <w:vertAlign w:val="baseline"/>
+      </w:rPr>
+    </w:lvl>
+    <w:lvl w:ilvl="8">
+      <w:start w:val="1"/>
+      <w:numFmt w:val="bullet"/>
+      <w:lvlText w:val="▪"/>
+      <w:lvlJc w:val="left"/>
+      <w:pPr>
+        <w:tabs>
+          <w:tab w:val="num" w:pos="0"/>
+        </w:tabs>
+        <w:ind w:left="6560" w:firstLine="0"/>
+      </w:pPr>
+      <w:rPr>
+        <w:rFonts w:ascii="Arial Unicode MS" w:hAnsi="Arial Unicode MS" w:cs="Arial Unicode MS" w:hint="default"/>
+        <w:b w:val="0"/>
+        <w:i w:val="0"/>
+        <w:strike w:val="0"/>
+        <w:dstrike w:val="0"/>
+        <w:color w:val="000000"/>
+        <w:position w:val="0"/>
+        <w:sz w:val="20"/>
+        <w:szCs w:val="20"/>
+        <w:u w:val="none" w:color="000000"/>
+        <w:shd w:val="clear" w:color="auto" w:fill="auto"/>
+        <w:vertAlign w:val="baseline"/>
+      </w:rPr>
+    </w:lvl>
   </w:abstractNum>
-  <w:abstractNum w:abstractNumId="6" w15:restartNumberingAfterBreak="0">
+  <w:abstractNum w:abstractNumId="7" w15:restartNumberingAfterBreak="0">
     <w:nsid w:val="5DC46586"/>
     <w:multiLevelType w:val="multilevel"/>
-    <w:tmpl w:val="41CA4EA4"/>
+    <w:tmpl w:val="211ECB18"/>
     <w:lvl w:ilvl="0">
       <w:start w:val="1"/>
       <w:numFmt w:val="bullet"/>
@@ -4196,8 +4799,8 @@
       </w:pPr>
       <w:rPr>
         <w:rFonts w:ascii="Symbol" w:hAnsi="Symbol" w:cs="Symbol" w:hint="default"/>
-        <w:sz w:val="22"/>
-        <w:szCs w:val="20"/>
+        <w:sz w:val="16"/>
+        <w:szCs w:val="14"/>
       </w:rPr>
     </w:lvl>
     <w:lvl w:ilvl="1">
@@ -4324,25 +4927,28 @@
     </w:lvl>
   </w:abstractNum>
   <w:num w:numId="1" w16cid:durableId="428047234">
-    <w:abstractNumId w:val="5"/>
+    <w:abstractNumId w:val="6"/>
   </w:num>
   <w:num w:numId="2" w16cid:durableId="765930256">
-    <w:abstractNumId w:val="1"/>
+    <w:abstractNumId w:val="2"/>
   </w:num>
   <w:num w:numId="3" w16cid:durableId="212351714">
-    <w:abstractNumId w:val="2"/>
+    <w:abstractNumId w:val="3"/>
   </w:num>
   <w:num w:numId="4" w16cid:durableId="863446283">
-    <w:abstractNumId w:val="6"/>
+    <w:abstractNumId w:val="7"/>
   </w:num>
   <w:num w:numId="5" w16cid:durableId="9307572">
     <w:abstractNumId w:val="0"/>
   </w:num>
   <w:num w:numId="6" w16cid:durableId="88934789">
+    <w:abstractNumId w:val="5"/>
+  </w:num>
+  <w:num w:numId="7" w16cid:durableId="883951904">
     <w:abstractNumId w:val="4"/>
   </w:num>
-  <w:num w:numId="7" w16cid:durableId="883951904">
-    <w:abstractNumId w:val="3"/>
+  <w:num w:numId="8" w16cid:durableId="296029166">
+    <w:abstractNumId w:val="1"/>
   </w:num>
 </w:numbering>
 </file>
